--- a/grc/docx/54.content.docx
+++ b/grc/docx/54.content.docx
@@ -7,7 +7,7 @@
       <w:pPr/>
       <w:r>
         <w:rPr>
-          <w:lang w:val="en_US" w:bidi="en_US"/>
+          <w:lang w:val="el_GR" w:bidi="el_GR"/>
         </w:rPr>
       </w:r>
     </w:p>
@@ -17,40 +17,40 @@
       </w:pPr>
       <w:r>
         <w:rPr>
-          <w:lang w:val="en_US" w:bidi="en_US"/>
+          <w:lang w:val="el_GR" w:bidi="el_GR"/>
         </w:rPr>
         <w:t>Resource: The SBL Greek New Testament</w:t>
       </w:r>
       <w:r>
         <w:rPr>
-          <w:lang w:val="en_US" w:bidi="en_US"/>
-        </w:rPr>
-      </w:r>
-    </w:p>
-    <w:p>
-      <w:pPr/>
-      <w:r>
-        <w:rPr>
-          <w:lang w:val="en_US" w:bidi="en_US"/>
+          <w:lang w:val="el_GR" w:bidi="el_GR"/>
+        </w:rPr>
+      </w:r>
+    </w:p>
+    <w:p>
+      <w:pPr/>
+      <w:r>
+        <w:rPr>
+          <w:lang w:val="el_GR" w:bidi="el_GR"/>
         </w:rPr>
       </w:r>
       <w:r>
         <w:rPr>
           <w:b/>
-          <w:lang w:val="en_US" w:bidi="en_US"/>
+          <w:lang w:val="el_GR" w:bidi="el_GR"/>
         </w:rPr>
         <w:t>The SBL Greek New Testament</w:t>
       </w:r>
       <w:r>
         <w:rPr>
-          <w:lang w:val="en_US" w:bidi="en_US"/>
+          <w:lang w:val="el_GR" w:bidi="el_GR"/>
         </w:rPr>
         <w:t xml:space="preserve"> © 2010 </w:t>
       </w:r>
       <w:hyperlink r:id="rId13">
         <w:r>
           <w:rPr>
-            <w:lang w:val="en_US" w:bidi="en_US"/>
+            <w:lang w:val="el_GR" w:bidi="el_GR"/>
           </w:rPr>
           <w:rPr>
             <w:color w:val="0000EE"/>
@@ -61,14 +61,14 @@
       </w:hyperlink>
       <w:r>
         <w:rPr>
-          <w:lang w:val="en_US" w:bidi="en_US"/>
+          <w:lang w:val="el_GR" w:bidi="el_GR"/>
         </w:rPr>
         <w:t xml:space="preserve">, licensed under a </w:t>
       </w:r>
       <w:hyperlink r:id="rId14">
         <w:r>
           <w:rPr>
-            <w:lang w:val="en_US" w:bidi="en_US"/>
+            <w:lang w:val="el_GR" w:bidi="el_GR"/>
           </w:rPr>
           <w:rPr>
             <w:color w:val="0000EE"/>
@@ -79,18 +79,18 @@
       </w:hyperlink>
       <w:r>
         <w:rPr>
-          <w:lang w:val="en_US" w:bidi="en_US"/>
+          <w:lang w:val="el_GR" w:bidi="el_GR"/>
         </w:rPr>
         <w:t>.</w:t>
       </w:r>
       <w:r>
         <w:rPr>
-          <w:lang w:val="en_US" w:bidi="en_US"/>
-        </w:rPr>
-      </w:r>
-      <w:r>
-        <w:rPr>
-          <w:lang w:val="en_US" w:bidi="en_US"/>
+          <w:lang w:val="el_GR" w:bidi="el_GR"/>
+        </w:rPr>
+      </w:r>
+      <w:r>
+        <w:rPr>
+          <w:lang w:val="el_GR" w:bidi="el_GR"/>
         </w:rPr>
       </w:r>
     </w:p>
@@ -100,7 +100,7 @@
       </w:pPr>
       <w:r>
         <w:rPr>
-          <w:lang w:val="en_US" w:bidi="en_US"/>
+          <w:lang w:val="el_GR" w:bidi="el_GR"/>
         </w:rPr>
         <w:t>The SBL Greek New Testament</w:t>
       </w:r>
@@ -127,7 +127,7 @@
       <w:pPr/>
       <w:r>
         <w:rPr>
-          <w:lang w:val="en_US" w:bidi="en_US"/>
+          <w:lang w:val="el_GR" w:bidi="el_GR"/>
         </w:rPr>
       </w:r>
     </w:p>
@@ -137,31 +137,31 @@
       </w:pPr>
       <w:r>
         <w:rPr>
-          <w:lang w:val="en_US" w:bidi="en_US"/>
-        </w:rPr>
-      </w:r>
-    </w:p>
-    <w:p>
-      <w:pPr/>
-      <w:r>
-        <w:rPr>
-          <w:lang w:val="en_US" w:bidi="en_US"/>
-        </w:rPr>
-      </w:r>
-      <w:r>
-        <w:rPr>
-          <w:lang w:val="en_US" w:bidi="en_US"/>
+          <w:lang w:val="el_GR" w:bidi="el_GR"/>
+        </w:rPr>
+      </w:r>
+    </w:p>
+    <w:p>
+      <w:pPr/>
+      <w:r>
+        <w:rPr>
+          <w:lang w:val="el_GR" w:bidi="el_GR"/>
+        </w:rPr>
+      </w:r>
+      <w:r>
+        <w:rPr>
+          <w:lang w:val="el_GR" w:bidi="el_GR"/>
         </w:rPr>
         <w:t xml:space="preserve"> </w:t>
       </w:r>
       <w:r>
         <w:rPr>
-          <w:lang w:val="en_US" w:bidi="en_US"/>
-        </w:rPr>
-      </w:r>
-      <w:r>
-        <w:rPr>
-          <w:lang w:val="en_US" w:bidi="en_US"/>
+          <w:lang w:val="el_GR" w:bidi="el_GR"/>
+        </w:rPr>
+      </w:r>
+      <w:r>
+        <w:rPr>
+          <w:lang w:val="el_GR" w:bidi="el_GR"/>
         </w:rPr>
       </w:r>
     </w:p>
@@ -186,33 +186,33 @@
       </w:pPr>
       <w:r>
         <w:rPr>
-          <w:lang w:val="en_US" w:bidi="en_US"/>
+          <w:lang w:val="el_GR" w:bidi="el_GR"/>
         </w:rPr>
         <w:t>1 Timothy 1:1</w:t>
       </w:r>
       <w:r>
         <w:rPr>
-          <w:lang w:val="en_US" w:bidi="en_US"/>
-        </w:rPr>
-      </w:r>
-    </w:p>
-    <w:p>
-      <w:pPr/>
-      <w:r>
-        <w:rPr>
-          <w:lang w:val="en_US" w:bidi="en_US"/>
-        </w:rPr>
-      </w:r>
-      <w:r>
-        <w:rPr>
-          <w:vertAlign w:val="superscript"/>
-          <w:lang w:val="en_US" w:bidi="en_US"/>
+          <w:lang w:val="el_GR" w:bidi="el_GR"/>
+        </w:rPr>
+      </w:r>
+    </w:p>
+    <w:p>
+      <w:pPr/>
+      <w:r>
+        <w:rPr>
+          <w:lang w:val="el_GR" w:bidi="el_GR"/>
+        </w:rPr>
+      </w:r>
+      <w:r>
+        <w:rPr>
+          <w:vertAlign w:val="superscript"/>
+          <w:lang w:val="el_GR" w:bidi="el_GR"/>
         </w:rPr>
         <w:t>1</w:t>
       </w:r>
       <w:r>
         <w:rPr>
-          <w:lang w:val="en_US" w:bidi="en_US"/>
+          <w:lang w:val="el_GR" w:bidi="el_GR"/>
         </w:rPr>
         <w:t xml:space="preserve"> Παῦλος ἀπόστολος Χριστοῦ Ἰησοῦ κατʼ ἐπιταγὴν θεοῦ σωτῆρος ἡμῶν καὶ Χριστοῦ Ἰησοῦ τῆς ἐλπίδος ἡμῶν</w:t>
       </w:r>
@@ -221,19 +221,19 @@
       <w:pPr/>
       <w:r>
         <w:rPr>
-          <w:lang w:val="en_US" w:bidi="en_US"/>
-        </w:rPr>
-      </w:r>
-      <w:r>
-        <w:rPr>
-          <w:vertAlign w:val="superscript"/>
-          <w:lang w:val="en_US" w:bidi="en_US"/>
+          <w:lang w:val="el_GR" w:bidi="el_GR"/>
+        </w:rPr>
+      </w:r>
+      <w:r>
+        <w:rPr>
+          <w:vertAlign w:val="superscript"/>
+          <w:lang w:val="el_GR" w:bidi="el_GR"/>
         </w:rPr>
         <w:t>2</w:t>
       </w:r>
       <w:r>
         <w:rPr>
-          <w:lang w:val="en_US" w:bidi="en_US"/>
+          <w:lang w:val="el_GR" w:bidi="el_GR"/>
         </w:rPr>
         <w:t xml:space="preserve"> Τιμοθέῳ γνησίῳ τέκνῳ ἐν πίστει· χάρις, ἔλεος, εἰρήνη ἀπὸ θεοῦ πατρὸς καὶ Χριστοῦ Ἰησοῦ τοῦ κυρίου ἡμῶν.</w:t>
       </w:r>
@@ -242,19 +242,19 @@
       <w:pPr/>
       <w:r>
         <w:rPr>
-          <w:lang w:val="en_US" w:bidi="en_US"/>
-        </w:rPr>
-      </w:r>
-      <w:r>
-        <w:rPr>
-          <w:vertAlign w:val="superscript"/>
-          <w:lang w:val="en_US" w:bidi="en_US"/>
+          <w:lang w:val="el_GR" w:bidi="el_GR"/>
+        </w:rPr>
+      </w:r>
+      <w:r>
+        <w:rPr>
+          <w:vertAlign w:val="superscript"/>
+          <w:lang w:val="el_GR" w:bidi="el_GR"/>
         </w:rPr>
         <w:t>3</w:t>
       </w:r>
       <w:r>
         <w:rPr>
-          <w:lang w:val="en_US" w:bidi="en_US"/>
+          <w:lang w:val="el_GR" w:bidi="el_GR"/>
         </w:rPr>
         <w:t xml:space="preserve"> Καθὼς παρεκάλεσά σε προσμεῖναι ἐν Ἐφέσῳ, πορευόμενος εἰς Μακεδονίαν, ἵνα παραγγείλῃς τισὶν μὴ ἑτεροδιδασκαλεῖν</w:t>
       </w:r>
@@ -263,19 +263,19 @@
       <w:pPr/>
       <w:r>
         <w:rPr>
-          <w:lang w:val="en_US" w:bidi="en_US"/>
-        </w:rPr>
-      </w:r>
-      <w:r>
-        <w:rPr>
-          <w:vertAlign w:val="superscript"/>
-          <w:lang w:val="en_US" w:bidi="en_US"/>
+          <w:lang w:val="el_GR" w:bidi="el_GR"/>
+        </w:rPr>
+      </w:r>
+      <w:r>
+        <w:rPr>
+          <w:vertAlign w:val="superscript"/>
+          <w:lang w:val="el_GR" w:bidi="el_GR"/>
         </w:rPr>
         <w:t>4</w:t>
       </w:r>
       <w:r>
         <w:rPr>
-          <w:lang w:val="en_US" w:bidi="en_US"/>
+          <w:lang w:val="el_GR" w:bidi="el_GR"/>
         </w:rPr>
         <w:t xml:space="preserve"> μηδὲ προσέχειν μύθοις καὶ γενεαλογίαις ἀπεράντοις, αἵτινες ἐκζητήσεις παρέχουσι μᾶλλον ἢ οἰκονομίαν θεοῦ τὴν ἐν πίστει—</w:t>
       </w:r>
@@ -284,19 +284,19 @@
       <w:pPr/>
       <w:r>
         <w:rPr>
-          <w:lang w:val="en_US" w:bidi="en_US"/>
-        </w:rPr>
-      </w:r>
-      <w:r>
-        <w:rPr>
-          <w:vertAlign w:val="superscript"/>
-          <w:lang w:val="en_US" w:bidi="en_US"/>
+          <w:lang w:val="el_GR" w:bidi="el_GR"/>
+        </w:rPr>
+      </w:r>
+      <w:r>
+        <w:rPr>
+          <w:vertAlign w:val="superscript"/>
+          <w:lang w:val="el_GR" w:bidi="el_GR"/>
         </w:rPr>
         <w:t>5</w:t>
       </w:r>
       <w:r>
         <w:rPr>
-          <w:lang w:val="en_US" w:bidi="en_US"/>
+          <w:lang w:val="el_GR" w:bidi="el_GR"/>
         </w:rPr>
         <w:t xml:space="preserve"> τὸ δὲ τέλος τῆς παραγγελίας ἐστὶν ἀγάπη ἐκ καθαρᾶς καρδίας καὶ συνειδήσεως ἀγαθῆς καὶ πίστεως ἀνυποκρίτου,</w:t>
       </w:r>
@@ -305,19 +305,19 @@
       <w:pPr/>
       <w:r>
         <w:rPr>
-          <w:lang w:val="en_US" w:bidi="en_US"/>
-        </w:rPr>
-      </w:r>
-      <w:r>
-        <w:rPr>
-          <w:vertAlign w:val="superscript"/>
-          <w:lang w:val="en_US" w:bidi="en_US"/>
+          <w:lang w:val="el_GR" w:bidi="el_GR"/>
+        </w:rPr>
+      </w:r>
+      <w:r>
+        <w:rPr>
+          <w:vertAlign w:val="superscript"/>
+          <w:lang w:val="el_GR" w:bidi="el_GR"/>
         </w:rPr>
         <w:t>6</w:t>
       </w:r>
       <w:r>
         <w:rPr>
-          <w:lang w:val="en_US" w:bidi="en_US"/>
+          <w:lang w:val="el_GR" w:bidi="el_GR"/>
         </w:rPr>
         <w:t xml:space="preserve"> ὧν τινες ἀστοχήσαντες ἐξετράπησαν εἰς ματαιολογίαν,</w:t>
       </w:r>
@@ -326,19 +326,19 @@
       <w:pPr/>
       <w:r>
         <w:rPr>
-          <w:lang w:val="en_US" w:bidi="en_US"/>
-        </w:rPr>
-      </w:r>
-      <w:r>
-        <w:rPr>
-          <w:vertAlign w:val="superscript"/>
-          <w:lang w:val="en_US" w:bidi="en_US"/>
+          <w:lang w:val="el_GR" w:bidi="el_GR"/>
+        </w:rPr>
+      </w:r>
+      <w:r>
+        <w:rPr>
+          <w:vertAlign w:val="superscript"/>
+          <w:lang w:val="el_GR" w:bidi="el_GR"/>
         </w:rPr>
         <w:t>7</w:t>
       </w:r>
       <w:r>
         <w:rPr>
-          <w:lang w:val="en_US" w:bidi="en_US"/>
+          <w:lang w:val="el_GR" w:bidi="el_GR"/>
         </w:rPr>
         <w:t xml:space="preserve"> θέλοντες εἶναι νομοδιδάσκαλοι, μὴ νοοῦντες μήτε ἃ λέγουσιν μήτε περὶ τίνων διαβεβαιοῦνται.</w:t>
       </w:r>
@@ -347,19 +347,19 @@
       <w:pPr/>
       <w:r>
         <w:rPr>
-          <w:lang w:val="en_US" w:bidi="en_US"/>
-        </w:rPr>
-      </w:r>
-      <w:r>
-        <w:rPr>
-          <w:vertAlign w:val="superscript"/>
-          <w:lang w:val="en_US" w:bidi="en_US"/>
+          <w:lang w:val="el_GR" w:bidi="el_GR"/>
+        </w:rPr>
+      </w:r>
+      <w:r>
+        <w:rPr>
+          <w:vertAlign w:val="superscript"/>
+          <w:lang w:val="el_GR" w:bidi="el_GR"/>
         </w:rPr>
         <w:t>8</w:t>
       </w:r>
       <w:r>
         <w:rPr>
-          <w:lang w:val="en_US" w:bidi="en_US"/>
+          <w:lang w:val="el_GR" w:bidi="el_GR"/>
         </w:rPr>
         <w:t xml:space="preserve"> Οἴδαμεν δὲ ὅτι καλὸς ὁ νόμος ἐάν τις αὐτῷ νομίμως χρῆται,</w:t>
       </w:r>
@@ -368,19 +368,19 @@
       <w:pPr/>
       <w:r>
         <w:rPr>
-          <w:lang w:val="en_US" w:bidi="en_US"/>
-        </w:rPr>
-      </w:r>
-      <w:r>
-        <w:rPr>
-          <w:vertAlign w:val="superscript"/>
-          <w:lang w:val="en_US" w:bidi="en_US"/>
+          <w:lang w:val="el_GR" w:bidi="el_GR"/>
+        </w:rPr>
+      </w:r>
+      <w:r>
+        <w:rPr>
+          <w:vertAlign w:val="superscript"/>
+          <w:lang w:val="el_GR" w:bidi="el_GR"/>
         </w:rPr>
         <w:t>9</w:t>
       </w:r>
       <w:r>
         <w:rPr>
-          <w:lang w:val="en_US" w:bidi="en_US"/>
+          <w:lang w:val="el_GR" w:bidi="el_GR"/>
         </w:rPr>
         <w:t xml:space="preserve"> εἰδὼς τοῦτο, ὅτι δικαίῳ νόμος οὐ κεῖται, ἀνόμοις δὲ καὶ ἀνυποτάκτοις, ἀσεβέσι καὶ ἁμαρτωλοῖς, ἀνοσίοις καὶ βεβήλοις, πατρολῴαις καὶ μητρολῴαις, ἀνδροφόνοις,</w:t>
       </w:r>
@@ -389,19 +389,19 @@
       <w:pPr/>
       <w:r>
         <w:rPr>
-          <w:lang w:val="en_US" w:bidi="en_US"/>
-        </w:rPr>
-      </w:r>
-      <w:r>
-        <w:rPr>
-          <w:vertAlign w:val="superscript"/>
-          <w:lang w:val="en_US" w:bidi="en_US"/>
+          <w:lang w:val="el_GR" w:bidi="el_GR"/>
+        </w:rPr>
+      </w:r>
+      <w:r>
+        <w:rPr>
+          <w:vertAlign w:val="superscript"/>
+          <w:lang w:val="el_GR" w:bidi="el_GR"/>
         </w:rPr>
         <w:t>10</w:t>
       </w:r>
       <w:r>
         <w:rPr>
-          <w:lang w:val="en_US" w:bidi="en_US"/>
+          <w:lang w:val="el_GR" w:bidi="el_GR"/>
         </w:rPr>
         <w:t xml:space="preserve"> πόρνοις, ἀρσενοκοίταις, ἀνδραποδισταῖς, ψεύσταις, ἐπιόρκοις, καὶ εἴ τι ἕτερον τῇ ὑγιαινούσῃ διδασκαλίᾳ ἀντίκειται,</w:t>
       </w:r>
@@ -410,19 +410,19 @@
       <w:pPr/>
       <w:r>
         <w:rPr>
-          <w:lang w:val="en_US" w:bidi="en_US"/>
-        </w:rPr>
-      </w:r>
-      <w:r>
-        <w:rPr>
-          <w:vertAlign w:val="superscript"/>
-          <w:lang w:val="en_US" w:bidi="en_US"/>
+          <w:lang w:val="el_GR" w:bidi="el_GR"/>
+        </w:rPr>
+      </w:r>
+      <w:r>
+        <w:rPr>
+          <w:vertAlign w:val="superscript"/>
+          <w:lang w:val="el_GR" w:bidi="el_GR"/>
         </w:rPr>
         <w:t>11</w:t>
       </w:r>
       <w:r>
         <w:rPr>
-          <w:lang w:val="en_US" w:bidi="en_US"/>
+          <w:lang w:val="el_GR" w:bidi="el_GR"/>
         </w:rPr>
         <w:t xml:space="preserve"> κατὰ τὸ εὐαγγέλιον τῆς δόξης τοῦ μακαρίου θεοῦ, ὃ ἐπιστεύθην ἐγώ.</w:t>
       </w:r>
@@ -431,19 +431,19 @@
       <w:pPr/>
       <w:r>
         <w:rPr>
-          <w:lang w:val="en_US" w:bidi="en_US"/>
-        </w:rPr>
-      </w:r>
-      <w:r>
-        <w:rPr>
-          <w:vertAlign w:val="superscript"/>
-          <w:lang w:val="en_US" w:bidi="en_US"/>
+          <w:lang w:val="el_GR" w:bidi="el_GR"/>
+        </w:rPr>
+      </w:r>
+      <w:r>
+        <w:rPr>
+          <w:vertAlign w:val="superscript"/>
+          <w:lang w:val="el_GR" w:bidi="el_GR"/>
         </w:rPr>
         <w:t>12</w:t>
       </w:r>
       <w:r>
         <w:rPr>
-          <w:lang w:val="en_US" w:bidi="en_US"/>
+          <w:lang w:val="el_GR" w:bidi="el_GR"/>
         </w:rPr>
         <w:t xml:space="preserve"> Χάριν ἔχω τῷ ἐνδυναμώσαντί με Χριστῷ Ἰησοῦ τῷ κυρίῳ ἡμῶν, ὅτι πιστόν με ἡγήσατο θέμενος εἰς διακονίαν,</w:t>
       </w:r>
@@ -452,19 +452,19 @@
       <w:pPr/>
       <w:r>
         <w:rPr>
-          <w:lang w:val="en_US" w:bidi="en_US"/>
-        </w:rPr>
-      </w:r>
-      <w:r>
-        <w:rPr>
-          <w:vertAlign w:val="superscript"/>
-          <w:lang w:val="en_US" w:bidi="en_US"/>
+          <w:lang w:val="el_GR" w:bidi="el_GR"/>
+        </w:rPr>
+      </w:r>
+      <w:r>
+        <w:rPr>
+          <w:vertAlign w:val="superscript"/>
+          <w:lang w:val="el_GR" w:bidi="el_GR"/>
         </w:rPr>
         <w:t>13</w:t>
       </w:r>
       <w:r>
         <w:rPr>
-          <w:lang w:val="en_US" w:bidi="en_US"/>
+          <w:lang w:val="el_GR" w:bidi="el_GR"/>
         </w:rPr>
         <w:t xml:space="preserve"> τὸ πρότερον ὄντα βλάσφημον καὶ διώκτην καὶ ὑβριστήν· ἀλλὰ ἠλεήθην, ὅτι ἀγνοῶν ἐποίησα ἐν ἀπιστίᾳ,</w:t>
       </w:r>
@@ -473,19 +473,19 @@
       <w:pPr/>
       <w:r>
         <w:rPr>
-          <w:lang w:val="en_US" w:bidi="en_US"/>
-        </w:rPr>
-      </w:r>
-      <w:r>
-        <w:rPr>
-          <w:vertAlign w:val="superscript"/>
-          <w:lang w:val="en_US" w:bidi="en_US"/>
+          <w:lang w:val="el_GR" w:bidi="el_GR"/>
+        </w:rPr>
+      </w:r>
+      <w:r>
+        <w:rPr>
+          <w:vertAlign w:val="superscript"/>
+          <w:lang w:val="el_GR" w:bidi="el_GR"/>
         </w:rPr>
         <w:t>14</w:t>
       </w:r>
       <w:r>
         <w:rPr>
-          <w:lang w:val="en_US" w:bidi="en_US"/>
+          <w:lang w:val="el_GR" w:bidi="el_GR"/>
         </w:rPr>
         <w:t xml:space="preserve"> ὑπερεπλεόνασεν δὲ ἡ χάρις τοῦ κυρίου ἡμῶν μετὰ πίστεως καὶ ἀγάπης τῆς ἐν Χριστῷ Ἰησοῦ.</w:t>
       </w:r>
@@ -494,19 +494,19 @@
       <w:pPr/>
       <w:r>
         <w:rPr>
-          <w:lang w:val="en_US" w:bidi="en_US"/>
-        </w:rPr>
-      </w:r>
-      <w:r>
-        <w:rPr>
-          <w:vertAlign w:val="superscript"/>
-          <w:lang w:val="en_US" w:bidi="en_US"/>
+          <w:lang w:val="el_GR" w:bidi="el_GR"/>
+        </w:rPr>
+      </w:r>
+      <w:r>
+        <w:rPr>
+          <w:vertAlign w:val="superscript"/>
+          <w:lang w:val="el_GR" w:bidi="el_GR"/>
         </w:rPr>
         <w:t>15</w:t>
       </w:r>
       <w:r>
         <w:rPr>
-          <w:lang w:val="en_US" w:bidi="en_US"/>
+          <w:lang w:val="el_GR" w:bidi="el_GR"/>
         </w:rPr>
         <w:t xml:space="preserve"> πιστὸς ὁ λόγος καὶ πάσης ἀποδοχῆς ἄξιος, ὅτι Χριστὸς Ἰησοῦς ἦλθεν εἰς τὸν κόσμον ἁμαρτωλοὺς σῶσαι· ὧν πρῶτός εἰμι ἐγώ,</w:t>
       </w:r>
@@ -515,19 +515,19 @@
       <w:pPr/>
       <w:r>
         <w:rPr>
-          <w:lang w:val="en_US" w:bidi="en_US"/>
-        </w:rPr>
-      </w:r>
-      <w:r>
-        <w:rPr>
-          <w:vertAlign w:val="superscript"/>
-          <w:lang w:val="en_US" w:bidi="en_US"/>
+          <w:lang w:val="el_GR" w:bidi="el_GR"/>
+        </w:rPr>
+      </w:r>
+      <w:r>
+        <w:rPr>
+          <w:vertAlign w:val="superscript"/>
+          <w:lang w:val="el_GR" w:bidi="el_GR"/>
         </w:rPr>
         <w:t>16</w:t>
       </w:r>
       <w:r>
         <w:rPr>
-          <w:lang w:val="en_US" w:bidi="en_US"/>
+          <w:lang w:val="el_GR" w:bidi="el_GR"/>
         </w:rPr>
         <w:t xml:space="preserve"> ἀλλὰ διὰ τοῦτο ἠλεήθην, ἵνα ἐν ἐμοὶ πρώτῳ ἐνδείξηται Χριστὸς Ἰησοῦς τὴν ἅπασαν μακροθυμίαν, πρὸς ὑποτύπωσιν τῶν μελλόντων πιστεύειν ἐπʼ αὐτῷ εἰς ζωὴν αἰώνιον.</w:t>
       </w:r>
@@ -536,19 +536,19 @@
       <w:pPr/>
       <w:r>
         <w:rPr>
-          <w:lang w:val="en_US" w:bidi="en_US"/>
-        </w:rPr>
-      </w:r>
-      <w:r>
-        <w:rPr>
-          <w:vertAlign w:val="superscript"/>
-          <w:lang w:val="en_US" w:bidi="en_US"/>
+          <w:lang w:val="el_GR" w:bidi="el_GR"/>
+        </w:rPr>
+      </w:r>
+      <w:r>
+        <w:rPr>
+          <w:vertAlign w:val="superscript"/>
+          <w:lang w:val="el_GR" w:bidi="el_GR"/>
         </w:rPr>
         <w:t>17</w:t>
       </w:r>
       <w:r>
         <w:rPr>
-          <w:lang w:val="en_US" w:bidi="en_US"/>
+          <w:lang w:val="el_GR" w:bidi="el_GR"/>
         </w:rPr>
         <w:t xml:space="preserve"> τῷ δὲ βασιλεῖ τῶν αἰώνων, ἀφθάρτῳ, ἀοράτῳ, μόνῳ θεῷ, τιμὴ καὶ δόξα εἰς τοὺς αἰῶνας τῶν αἰώνων· ἀμήν.</w:t>
       </w:r>
@@ -557,19 +557,19 @@
       <w:pPr/>
       <w:r>
         <w:rPr>
-          <w:lang w:val="en_US" w:bidi="en_US"/>
-        </w:rPr>
-      </w:r>
-      <w:r>
-        <w:rPr>
-          <w:vertAlign w:val="superscript"/>
-          <w:lang w:val="en_US" w:bidi="en_US"/>
+          <w:lang w:val="el_GR" w:bidi="el_GR"/>
+        </w:rPr>
+      </w:r>
+      <w:r>
+        <w:rPr>
+          <w:vertAlign w:val="superscript"/>
+          <w:lang w:val="el_GR" w:bidi="el_GR"/>
         </w:rPr>
         <w:t>18</w:t>
       </w:r>
       <w:r>
         <w:rPr>
-          <w:lang w:val="en_US" w:bidi="en_US"/>
+          <w:lang w:val="el_GR" w:bidi="el_GR"/>
         </w:rPr>
         <w:t xml:space="preserve"> Ταύτην τὴν παραγγελίαν παρατίθεμαί σοι, τέκνον Τιμόθεε, κατὰ τὰς προαγούσας ἐπὶ σὲ προφητείας, ἵνα στρατεύῃ ἐν αὐταῖς τὴν καλὴν στρατείαν,</w:t>
       </w:r>
@@ -578,19 +578,19 @@
       <w:pPr/>
       <w:r>
         <w:rPr>
-          <w:lang w:val="en_US" w:bidi="en_US"/>
-        </w:rPr>
-      </w:r>
-      <w:r>
-        <w:rPr>
-          <w:vertAlign w:val="superscript"/>
-          <w:lang w:val="en_US" w:bidi="en_US"/>
+          <w:lang w:val="el_GR" w:bidi="el_GR"/>
+        </w:rPr>
+      </w:r>
+      <w:r>
+        <w:rPr>
+          <w:vertAlign w:val="superscript"/>
+          <w:lang w:val="el_GR" w:bidi="el_GR"/>
         </w:rPr>
         <w:t>19</w:t>
       </w:r>
       <w:r>
         <w:rPr>
-          <w:lang w:val="en_US" w:bidi="en_US"/>
+          <w:lang w:val="el_GR" w:bidi="el_GR"/>
         </w:rPr>
         <w:t xml:space="preserve"> ἔχων πίστιν καὶ ἀγαθὴν συνείδησιν, ἥν τινες ἀπωσάμενοι περὶ τὴν πίστιν ἐναυάγησαν·</w:t>
       </w:r>
@@ -599,19 +599,19 @@
       <w:pPr/>
       <w:r>
         <w:rPr>
-          <w:lang w:val="en_US" w:bidi="en_US"/>
-        </w:rPr>
-      </w:r>
-      <w:r>
-        <w:rPr>
-          <w:vertAlign w:val="superscript"/>
-          <w:lang w:val="en_US" w:bidi="en_US"/>
+          <w:lang w:val="el_GR" w:bidi="el_GR"/>
+        </w:rPr>
+      </w:r>
+      <w:r>
+        <w:rPr>
+          <w:vertAlign w:val="superscript"/>
+          <w:lang w:val="el_GR" w:bidi="el_GR"/>
         </w:rPr>
         <w:t>20</w:t>
       </w:r>
       <w:r>
         <w:rPr>
-          <w:lang w:val="en_US" w:bidi="en_US"/>
+          <w:lang w:val="el_GR" w:bidi="el_GR"/>
         </w:rPr>
         <w:t xml:space="preserve"> ὧν ἐστιν Ὑμέναιος καὶ Ἀλέξανδρος, οὓς παρέδωκα τῷ Σατανᾷ ἵνα παιδευθῶσι μὴ βλασφημεῖν.</w:t>
       </w:r>
@@ -622,33 +622,33 @@
       </w:pPr>
       <w:r>
         <w:rPr>
-          <w:lang w:val="en_US" w:bidi="en_US"/>
+          <w:lang w:val="el_GR" w:bidi="el_GR"/>
         </w:rPr>
         <w:t>1 Timothy 2:1</w:t>
       </w:r>
       <w:r>
         <w:rPr>
-          <w:lang w:val="en_US" w:bidi="en_US"/>
-        </w:rPr>
-      </w:r>
-    </w:p>
-    <w:p>
-      <w:pPr/>
-      <w:r>
-        <w:rPr>
-          <w:lang w:val="en_US" w:bidi="en_US"/>
-        </w:rPr>
-      </w:r>
-      <w:r>
-        <w:rPr>
-          <w:vertAlign w:val="superscript"/>
-          <w:lang w:val="en_US" w:bidi="en_US"/>
+          <w:lang w:val="el_GR" w:bidi="el_GR"/>
+        </w:rPr>
+      </w:r>
+    </w:p>
+    <w:p>
+      <w:pPr/>
+      <w:r>
+        <w:rPr>
+          <w:lang w:val="el_GR" w:bidi="el_GR"/>
+        </w:rPr>
+      </w:r>
+      <w:r>
+        <w:rPr>
+          <w:vertAlign w:val="superscript"/>
+          <w:lang w:val="el_GR" w:bidi="el_GR"/>
         </w:rPr>
         <w:t>1</w:t>
       </w:r>
       <w:r>
         <w:rPr>
-          <w:lang w:val="en_US" w:bidi="en_US"/>
+          <w:lang w:val="el_GR" w:bidi="el_GR"/>
         </w:rPr>
         <w:t xml:space="preserve"> Παρακαλῶ οὖν πρῶτον πάντων ποιεῖσθαι δεήσεις, προσευχάς, ἐντεύξεις, εὐχαριστίας, ὑπὲρ πάντων ἀνθρώπων,</w:t>
       </w:r>
@@ -657,19 +657,19 @@
       <w:pPr/>
       <w:r>
         <w:rPr>
-          <w:lang w:val="en_US" w:bidi="en_US"/>
-        </w:rPr>
-      </w:r>
-      <w:r>
-        <w:rPr>
-          <w:vertAlign w:val="superscript"/>
-          <w:lang w:val="en_US" w:bidi="en_US"/>
+          <w:lang w:val="el_GR" w:bidi="el_GR"/>
+        </w:rPr>
+      </w:r>
+      <w:r>
+        <w:rPr>
+          <w:vertAlign w:val="superscript"/>
+          <w:lang w:val="el_GR" w:bidi="el_GR"/>
         </w:rPr>
         <w:t>2</w:t>
       </w:r>
       <w:r>
         <w:rPr>
-          <w:lang w:val="en_US" w:bidi="en_US"/>
+          <w:lang w:val="el_GR" w:bidi="el_GR"/>
         </w:rPr>
         <w:t xml:space="preserve"> ὑπὲρ βασιλέων καὶ πάντων τῶν ἐν ὑπεροχῇ ὄντων, ἵνα ἤρεμον καὶ ἡσύχιον βίον διάγωμεν ἐν πάσῃ εὐσεβείᾳ καὶ σεμνότητι.</w:t>
       </w:r>
@@ -678,19 +678,19 @@
       <w:pPr/>
       <w:r>
         <w:rPr>
-          <w:lang w:val="en_US" w:bidi="en_US"/>
-        </w:rPr>
-      </w:r>
-      <w:r>
-        <w:rPr>
-          <w:vertAlign w:val="superscript"/>
-          <w:lang w:val="en_US" w:bidi="en_US"/>
+          <w:lang w:val="el_GR" w:bidi="el_GR"/>
+        </w:rPr>
+      </w:r>
+      <w:r>
+        <w:rPr>
+          <w:vertAlign w:val="superscript"/>
+          <w:lang w:val="el_GR" w:bidi="el_GR"/>
         </w:rPr>
         <w:t>3</w:t>
       </w:r>
       <w:r>
         <w:rPr>
-          <w:lang w:val="en_US" w:bidi="en_US"/>
+          <w:lang w:val="el_GR" w:bidi="el_GR"/>
         </w:rPr>
         <w:t xml:space="preserve"> τοῦτο καλὸν καὶ ἀπόδεκτον ἐνώπιον τοῦ σωτῆρος ἡμῶν θεοῦ,</w:t>
       </w:r>
@@ -699,19 +699,19 @@
       <w:pPr/>
       <w:r>
         <w:rPr>
-          <w:lang w:val="en_US" w:bidi="en_US"/>
-        </w:rPr>
-      </w:r>
-      <w:r>
-        <w:rPr>
-          <w:vertAlign w:val="superscript"/>
-          <w:lang w:val="en_US" w:bidi="en_US"/>
+          <w:lang w:val="el_GR" w:bidi="el_GR"/>
+        </w:rPr>
+      </w:r>
+      <w:r>
+        <w:rPr>
+          <w:vertAlign w:val="superscript"/>
+          <w:lang w:val="el_GR" w:bidi="el_GR"/>
         </w:rPr>
         <w:t>4</w:t>
       </w:r>
       <w:r>
         <w:rPr>
-          <w:lang w:val="en_US" w:bidi="en_US"/>
+          <w:lang w:val="el_GR" w:bidi="el_GR"/>
         </w:rPr>
         <w:t xml:space="preserve"> ὃς πάντας ἀνθρώπους θέλει σωθῆναι καὶ εἰς ἐπίγνωσιν ἀληθείας ἐλθεῖν.</w:t>
       </w:r>
@@ -720,19 +720,19 @@
       <w:pPr/>
       <w:r>
         <w:rPr>
-          <w:lang w:val="en_US" w:bidi="en_US"/>
-        </w:rPr>
-      </w:r>
-      <w:r>
-        <w:rPr>
-          <w:vertAlign w:val="superscript"/>
-          <w:lang w:val="en_US" w:bidi="en_US"/>
+          <w:lang w:val="el_GR" w:bidi="el_GR"/>
+        </w:rPr>
+      </w:r>
+      <w:r>
+        <w:rPr>
+          <w:vertAlign w:val="superscript"/>
+          <w:lang w:val="el_GR" w:bidi="el_GR"/>
         </w:rPr>
         <w:t>5</w:t>
       </w:r>
       <w:r>
         <w:rPr>
-          <w:lang w:val="en_US" w:bidi="en_US"/>
+          <w:lang w:val="el_GR" w:bidi="el_GR"/>
         </w:rPr>
         <w:t xml:space="preserve"> εἷς γὰρ θεός, εἷς καὶ μεσίτης θεοῦ καὶ ἀνθρώπων ἄνθρωπος Χριστὸς Ἰησοῦς,</w:t>
       </w:r>
@@ -741,19 +741,19 @@
       <w:pPr/>
       <w:r>
         <w:rPr>
-          <w:lang w:val="en_US" w:bidi="en_US"/>
-        </w:rPr>
-      </w:r>
-      <w:r>
-        <w:rPr>
-          <w:vertAlign w:val="superscript"/>
-          <w:lang w:val="en_US" w:bidi="en_US"/>
+          <w:lang w:val="el_GR" w:bidi="el_GR"/>
+        </w:rPr>
+      </w:r>
+      <w:r>
+        <w:rPr>
+          <w:vertAlign w:val="superscript"/>
+          <w:lang w:val="el_GR" w:bidi="el_GR"/>
         </w:rPr>
         <w:t>6</w:t>
       </w:r>
       <w:r>
         <w:rPr>
-          <w:lang w:val="en_US" w:bidi="en_US"/>
+          <w:lang w:val="el_GR" w:bidi="el_GR"/>
         </w:rPr>
         <w:t xml:space="preserve"> ὁ δοὺς ἑαυτὸν ἀντίλυτρον ὑπὲρ πάντων, τὸ μαρτύριον καιροῖς ἰδίοις·</w:t>
       </w:r>
@@ -762,19 +762,19 @@
       <w:pPr/>
       <w:r>
         <w:rPr>
-          <w:lang w:val="en_US" w:bidi="en_US"/>
-        </w:rPr>
-      </w:r>
-      <w:r>
-        <w:rPr>
-          <w:vertAlign w:val="superscript"/>
-          <w:lang w:val="en_US" w:bidi="en_US"/>
+          <w:lang w:val="el_GR" w:bidi="el_GR"/>
+        </w:rPr>
+      </w:r>
+      <w:r>
+        <w:rPr>
+          <w:vertAlign w:val="superscript"/>
+          <w:lang w:val="el_GR" w:bidi="el_GR"/>
         </w:rPr>
         <w:t>7</w:t>
       </w:r>
       <w:r>
         <w:rPr>
-          <w:lang w:val="en_US" w:bidi="en_US"/>
+          <w:lang w:val="el_GR" w:bidi="el_GR"/>
         </w:rPr>
         <w:t xml:space="preserve"> εἰς ὃ ἐτέθην ἐγὼ κῆρυξ καὶ ἀπόστολος—ἀλήθειαν λέγω, οὐ ψεύδομαι—διδάσκαλος ἐθνῶν ἐν πίστει καὶ ἀληθείᾳ.</w:t>
       </w:r>
@@ -783,19 +783,19 @@
       <w:pPr/>
       <w:r>
         <w:rPr>
-          <w:lang w:val="en_US" w:bidi="en_US"/>
-        </w:rPr>
-      </w:r>
-      <w:r>
-        <w:rPr>
-          <w:vertAlign w:val="superscript"/>
-          <w:lang w:val="en_US" w:bidi="en_US"/>
+          <w:lang w:val="el_GR" w:bidi="el_GR"/>
+        </w:rPr>
+      </w:r>
+      <w:r>
+        <w:rPr>
+          <w:vertAlign w:val="superscript"/>
+          <w:lang w:val="el_GR" w:bidi="el_GR"/>
         </w:rPr>
         <w:t>8</w:t>
       </w:r>
       <w:r>
         <w:rPr>
-          <w:lang w:val="en_US" w:bidi="en_US"/>
+          <w:lang w:val="el_GR" w:bidi="el_GR"/>
         </w:rPr>
         <w:t xml:space="preserve"> Βούλομαι οὖν προσεύχεσθαι τοὺς ἄνδρας ἐν παντὶ τόπῳ, ἐπαίροντας ὁσίους χεῖρας χωρὶς ὀργῆς καὶ διαλογισμοῦ.</w:t>
       </w:r>
@@ -804,19 +804,19 @@
       <w:pPr/>
       <w:r>
         <w:rPr>
-          <w:lang w:val="en_US" w:bidi="en_US"/>
-        </w:rPr>
-      </w:r>
-      <w:r>
-        <w:rPr>
-          <w:vertAlign w:val="superscript"/>
-          <w:lang w:val="en_US" w:bidi="en_US"/>
+          <w:lang w:val="el_GR" w:bidi="el_GR"/>
+        </w:rPr>
+      </w:r>
+      <w:r>
+        <w:rPr>
+          <w:vertAlign w:val="superscript"/>
+          <w:lang w:val="el_GR" w:bidi="el_GR"/>
         </w:rPr>
         <w:t>9</w:t>
       </w:r>
       <w:r>
         <w:rPr>
-          <w:lang w:val="en_US" w:bidi="en_US"/>
+          <w:lang w:val="el_GR" w:bidi="el_GR"/>
         </w:rPr>
         <w:t xml:space="preserve"> ὡσαύτως καὶ γυναῖκας ἐν καταστολῇ κοσμίῳ μετὰ αἰδοῦς καὶ σωφροσύνης κοσμεῖν ἑαυτάς, μὴ ἐν πλέγμασιν καὶ χρυσίῳ ἢ μαργαρίταις ἢ ἱματισμῷ πολυτελεῖ,</w:t>
       </w:r>
@@ -825,19 +825,19 @@
       <w:pPr/>
       <w:r>
         <w:rPr>
-          <w:lang w:val="en_US" w:bidi="en_US"/>
-        </w:rPr>
-      </w:r>
-      <w:r>
-        <w:rPr>
-          <w:vertAlign w:val="superscript"/>
-          <w:lang w:val="en_US" w:bidi="en_US"/>
+          <w:lang w:val="el_GR" w:bidi="el_GR"/>
+        </w:rPr>
+      </w:r>
+      <w:r>
+        <w:rPr>
+          <w:vertAlign w:val="superscript"/>
+          <w:lang w:val="el_GR" w:bidi="el_GR"/>
         </w:rPr>
         <w:t>10</w:t>
       </w:r>
       <w:r>
         <w:rPr>
-          <w:lang w:val="en_US" w:bidi="en_US"/>
+          <w:lang w:val="el_GR" w:bidi="el_GR"/>
         </w:rPr>
         <w:t xml:space="preserve"> ἀλλʼ ὃ πρέπει γυναιξὶν ἐπαγγελλομέναις θεοσέβειαν, διʼ ἔργων ἀγαθῶν.</w:t>
       </w:r>
@@ -846,19 +846,19 @@
       <w:pPr/>
       <w:r>
         <w:rPr>
-          <w:lang w:val="en_US" w:bidi="en_US"/>
-        </w:rPr>
-      </w:r>
-      <w:r>
-        <w:rPr>
-          <w:vertAlign w:val="superscript"/>
-          <w:lang w:val="en_US" w:bidi="en_US"/>
+          <w:lang w:val="el_GR" w:bidi="el_GR"/>
+        </w:rPr>
+      </w:r>
+      <w:r>
+        <w:rPr>
+          <w:vertAlign w:val="superscript"/>
+          <w:lang w:val="el_GR" w:bidi="el_GR"/>
         </w:rPr>
         <w:t>11</w:t>
       </w:r>
       <w:r>
         <w:rPr>
-          <w:lang w:val="en_US" w:bidi="en_US"/>
+          <w:lang w:val="el_GR" w:bidi="el_GR"/>
         </w:rPr>
         <w:t xml:space="preserve"> γυνὴ ἐν ἡσυχίᾳ μανθανέτω ἐν πάσῃ ὑποταγῇ·</w:t>
       </w:r>
@@ -867,19 +867,19 @@
       <w:pPr/>
       <w:r>
         <w:rPr>
-          <w:lang w:val="en_US" w:bidi="en_US"/>
-        </w:rPr>
-      </w:r>
-      <w:r>
-        <w:rPr>
-          <w:vertAlign w:val="superscript"/>
-          <w:lang w:val="en_US" w:bidi="en_US"/>
+          <w:lang w:val="el_GR" w:bidi="el_GR"/>
+        </w:rPr>
+      </w:r>
+      <w:r>
+        <w:rPr>
+          <w:vertAlign w:val="superscript"/>
+          <w:lang w:val="el_GR" w:bidi="el_GR"/>
         </w:rPr>
         <w:t>12</w:t>
       </w:r>
       <w:r>
         <w:rPr>
-          <w:lang w:val="en_US" w:bidi="en_US"/>
+          <w:lang w:val="el_GR" w:bidi="el_GR"/>
         </w:rPr>
         <w:t xml:space="preserve"> διδάσκειν δὲ γυναικὶ οὐκ ἐπιτρέπω, οὐδὲ αὐθεντεῖν ἀνδρός, ἀλλʼ εἶναι ἐν ἡσυχίᾳ.</w:t>
       </w:r>
@@ -888,19 +888,19 @@
       <w:pPr/>
       <w:r>
         <w:rPr>
-          <w:lang w:val="en_US" w:bidi="en_US"/>
-        </w:rPr>
-      </w:r>
-      <w:r>
-        <w:rPr>
-          <w:vertAlign w:val="superscript"/>
-          <w:lang w:val="en_US" w:bidi="en_US"/>
+          <w:lang w:val="el_GR" w:bidi="el_GR"/>
+        </w:rPr>
+      </w:r>
+      <w:r>
+        <w:rPr>
+          <w:vertAlign w:val="superscript"/>
+          <w:lang w:val="el_GR" w:bidi="el_GR"/>
         </w:rPr>
         <w:t>13</w:t>
       </w:r>
       <w:r>
         <w:rPr>
-          <w:lang w:val="en_US" w:bidi="en_US"/>
+          <w:lang w:val="el_GR" w:bidi="el_GR"/>
         </w:rPr>
         <w:t xml:space="preserve"> Ἀδὰμ γὰρ πρῶτος ἐπλάσθη, εἶτα Εὕα·</w:t>
       </w:r>
@@ -909,19 +909,19 @@
       <w:pPr/>
       <w:r>
         <w:rPr>
-          <w:lang w:val="en_US" w:bidi="en_US"/>
-        </w:rPr>
-      </w:r>
-      <w:r>
-        <w:rPr>
-          <w:vertAlign w:val="superscript"/>
-          <w:lang w:val="en_US" w:bidi="en_US"/>
+          <w:lang w:val="el_GR" w:bidi="el_GR"/>
+        </w:rPr>
+      </w:r>
+      <w:r>
+        <w:rPr>
+          <w:vertAlign w:val="superscript"/>
+          <w:lang w:val="el_GR" w:bidi="el_GR"/>
         </w:rPr>
         <w:t>14</w:t>
       </w:r>
       <w:r>
         <w:rPr>
-          <w:lang w:val="en_US" w:bidi="en_US"/>
+          <w:lang w:val="el_GR" w:bidi="el_GR"/>
         </w:rPr>
         <w:t xml:space="preserve"> καὶ Ἀδὰμ οὐκ ἠπατήθη, ἡ δὲ γυνὴ ἐξαπατηθεῖσα ἐν παραβάσει γέγονεν.</w:t>
       </w:r>
@@ -930,19 +930,19 @@
       <w:pPr/>
       <w:r>
         <w:rPr>
-          <w:lang w:val="en_US" w:bidi="en_US"/>
-        </w:rPr>
-      </w:r>
-      <w:r>
-        <w:rPr>
-          <w:vertAlign w:val="superscript"/>
-          <w:lang w:val="en_US" w:bidi="en_US"/>
+          <w:lang w:val="el_GR" w:bidi="el_GR"/>
+        </w:rPr>
+      </w:r>
+      <w:r>
+        <w:rPr>
+          <w:vertAlign w:val="superscript"/>
+          <w:lang w:val="el_GR" w:bidi="el_GR"/>
         </w:rPr>
         <w:t>15</w:t>
       </w:r>
       <w:r>
         <w:rPr>
-          <w:lang w:val="en_US" w:bidi="en_US"/>
+          <w:lang w:val="el_GR" w:bidi="el_GR"/>
         </w:rPr>
         <w:t xml:space="preserve"> σωθήσεται δὲ διὰ τῆς τεκνογονίας, ἐὰν μείνωσιν ἐν πίστει καὶ ἀγάπῃ καὶ ἁγιασμῷ μετὰ σωφροσύνης.</w:t>
       </w:r>
@@ -953,33 +953,33 @@
       </w:pPr>
       <w:r>
         <w:rPr>
-          <w:lang w:val="en_US" w:bidi="en_US"/>
+          <w:lang w:val="el_GR" w:bidi="el_GR"/>
         </w:rPr>
         <w:t>1 Timothy 3:1</w:t>
       </w:r>
       <w:r>
         <w:rPr>
-          <w:lang w:val="en_US" w:bidi="en_US"/>
-        </w:rPr>
-      </w:r>
-    </w:p>
-    <w:p>
-      <w:pPr/>
-      <w:r>
-        <w:rPr>
-          <w:lang w:val="en_US" w:bidi="en_US"/>
-        </w:rPr>
-      </w:r>
-      <w:r>
-        <w:rPr>
-          <w:vertAlign w:val="superscript"/>
-          <w:lang w:val="en_US" w:bidi="en_US"/>
+          <w:lang w:val="el_GR" w:bidi="el_GR"/>
+        </w:rPr>
+      </w:r>
+    </w:p>
+    <w:p>
+      <w:pPr/>
+      <w:r>
+        <w:rPr>
+          <w:lang w:val="el_GR" w:bidi="el_GR"/>
+        </w:rPr>
+      </w:r>
+      <w:r>
+        <w:rPr>
+          <w:vertAlign w:val="superscript"/>
+          <w:lang w:val="el_GR" w:bidi="el_GR"/>
         </w:rPr>
         <w:t>1</w:t>
       </w:r>
       <w:r>
         <w:rPr>
-          <w:lang w:val="en_US" w:bidi="en_US"/>
+          <w:lang w:val="el_GR" w:bidi="el_GR"/>
         </w:rPr>
         <w:t xml:space="preserve"> Πιστὸς ὁ λόγος· εἴ τις ἐπισκοπῆς ὀρέγεται, καλοῦ ἔργου ἐπιθυμεῖ.</w:t>
       </w:r>
@@ -988,19 +988,19 @@
       <w:pPr/>
       <w:r>
         <w:rPr>
-          <w:lang w:val="en_US" w:bidi="en_US"/>
-        </w:rPr>
-      </w:r>
-      <w:r>
-        <w:rPr>
-          <w:vertAlign w:val="superscript"/>
-          <w:lang w:val="en_US" w:bidi="en_US"/>
+          <w:lang w:val="el_GR" w:bidi="el_GR"/>
+        </w:rPr>
+      </w:r>
+      <w:r>
+        <w:rPr>
+          <w:vertAlign w:val="superscript"/>
+          <w:lang w:val="el_GR" w:bidi="el_GR"/>
         </w:rPr>
         <w:t>2</w:t>
       </w:r>
       <w:r>
         <w:rPr>
-          <w:lang w:val="en_US" w:bidi="en_US"/>
+          <w:lang w:val="el_GR" w:bidi="el_GR"/>
         </w:rPr>
         <w:t xml:space="preserve"> δεῖ οὖν τὸν ἐπίσκοπον ἀνεπίλημπτον εἶναι, μιᾶς γυναικὸς ἄνδρα, νηφάλιον, σώφρονα, κόσμιον, φιλόξενον, διδακτικόν,</w:t>
       </w:r>
@@ -1009,19 +1009,19 @@
       <w:pPr/>
       <w:r>
         <w:rPr>
-          <w:lang w:val="en_US" w:bidi="en_US"/>
-        </w:rPr>
-      </w:r>
-      <w:r>
-        <w:rPr>
-          <w:vertAlign w:val="superscript"/>
-          <w:lang w:val="en_US" w:bidi="en_US"/>
+          <w:lang w:val="el_GR" w:bidi="el_GR"/>
+        </w:rPr>
+      </w:r>
+      <w:r>
+        <w:rPr>
+          <w:vertAlign w:val="superscript"/>
+          <w:lang w:val="el_GR" w:bidi="el_GR"/>
         </w:rPr>
         <w:t>3</w:t>
       </w:r>
       <w:r>
         <w:rPr>
-          <w:lang w:val="en_US" w:bidi="en_US"/>
+          <w:lang w:val="el_GR" w:bidi="el_GR"/>
         </w:rPr>
         <w:t xml:space="preserve"> μὴ πάροινον, μὴ πλήκτην, ἀλλὰ ἐπιεικῆ, ἄμαχον, ἀφιλάργυρον,</w:t>
       </w:r>
@@ -1030,19 +1030,19 @@
       <w:pPr/>
       <w:r>
         <w:rPr>
-          <w:lang w:val="en_US" w:bidi="en_US"/>
-        </w:rPr>
-      </w:r>
-      <w:r>
-        <w:rPr>
-          <w:vertAlign w:val="superscript"/>
-          <w:lang w:val="en_US" w:bidi="en_US"/>
+          <w:lang w:val="el_GR" w:bidi="el_GR"/>
+        </w:rPr>
+      </w:r>
+      <w:r>
+        <w:rPr>
+          <w:vertAlign w:val="superscript"/>
+          <w:lang w:val="el_GR" w:bidi="el_GR"/>
         </w:rPr>
         <w:t>4</w:t>
       </w:r>
       <w:r>
         <w:rPr>
-          <w:lang w:val="en_US" w:bidi="en_US"/>
+          <w:lang w:val="el_GR" w:bidi="el_GR"/>
         </w:rPr>
         <w:t xml:space="preserve"> τοῦ ἰδίου οἴκου καλῶς προϊστάμενον, τέκνα ἔχοντα ἐν ὑποταγῇ μετὰ πάσης σεμνότητος·</w:t>
       </w:r>
@@ -1051,19 +1051,19 @@
       <w:pPr/>
       <w:r>
         <w:rPr>
-          <w:lang w:val="en_US" w:bidi="en_US"/>
-        </w:rPr>
-      </w:r>
-      <w:r>
-        <w:rPr>
-          <w:vertAlign w:val="superscript"/>
-          <w:lang w:val="en_US" w:bidi="en_US"/>
+          <w:lang w:val="el_GR" w:bidi="el_GR"/>
+        </w:rPr>
+      </w:r>
+      <w:r>
+        <w:rPr>
+          <w:vertAlign w:val="superscript"/>
+          <w:lang w:val="el_GR" w:bidi="el_GR"/>
         </w:rPr>
         <w:t>5</w:t>
       </w:r>
       <w:r>
         <w:rPr>
-          <w:lang w:val="en_US" w:bidi="en_US"/>
+          <w:lang w:val="el_GR" w:bidi="el_GR"/>
         </w:rPr>
         <w:t xml:space="preserve"> εἰ δέ τις τοῦ ἰδίου οἴκου προστῆναι οὐκ οἶδεν, πῶς ἐκκλησίας θεοῦ ἐπιμελήσεται;)</w:t>
       </w:r>
@@ -1072,19 +1072,19 @@
       <w:pPr/>
       <w:r>
         <w:rPr>
-          <w:lang w:val="en_US" w:bidi="en_US"/>
-        </w:rPr>
-      </w:r>
-      <w:r>
-        <w:rPr>
-          <w:vertAlign w:val="superscript"/>
-          <w:lang w:val="en_US" w:bidi="en_US"/>
+          <w:lang w:val="el_GR" w:bidi="el_GR"/>
+        </w:rPr>
+      </w:r>
+      <w:r>
+        <w:rPr>
+          <w:vertAlign w:val="superscript"/>
+          <w:lang w:val="el_GR" w:bidi="el_GR"/>
         </w:rPr>
         <w:t>6</w:t>
       </w:r>
       <w:r>
         <w:rPr>
-          <w:lang w:val="en_US" w:bidi="en_US"/>
+          <w:lang w:val="el_GR" w:bidi="el_GR"/>
         </w:rPr>
         <w:t xml:space="preserve"> μὴ νεόφυτον, ἵνα μὴ τυφωθεὶς εἰς κρίμα ἐμπέσῃ τοῦ διαβόλου.</w:t>
       </w:r>
@@ -1093,19 +1093,19 @@
       <w:pPr/>
       <w:r>
         <w:rPr>
-          <w:lang w:val="en_US" w:bidi="en_US"/>
-        </w:rPr>
-      </w:r>
-      <w:r>
-        <w:rPr>
-          <w:vertAlign w:val="superscript"/>
-          <w:lang w:val="en_US" w:bidi="en_US"/>
+          <w:lang w:val="el_GR" w:bidi="el_GR"/>
+        </w:rPr>
+      </w:r>
+      <w:r>
+        <w:rPr>
+          <w:vertAlign w:val="superscript"/>
+          <w:lang w:val="el_GR" w:bidi="el_GR"/>
         </w:rPr>
         <w:t>7</w:t>
       </w:r>
       <w:r>
         <w:rPr>
-          <w:lang w:val="en_US" w:bidi="en_US"/>
+          <w:lang w:val="el_GR" w:bidi="el_GR"/>
         </w:rPr>
         <w:t xml:space="preserve"> δεῖ δὲ καὶ μαρτυρίαν καλὴν ἔχειν ἀπὸ τῶν ἔξωθεν, ἵνα μὴ εἰς ὀνειδισμὸν ἐμπέσῃ καὶ παγίδα τοῦ διαβόλου.</w:t>
       </w:r>
@@ -1114,19 +1114,19 @@
       <w:pPr/>
       <w:r>
         <w:rPr>
-          <w:lang w:val="en_US" w:bidi="en_US"/>
-        </w:rPr>
-      </w:r>
-      <w:r>
-        <w:rPr>
-          <w:vertAlign w:val="superscript"/>
-          <w:lang w:val="en_US" w:bidi="en_US"/>
+          <w:lang w:val="el_GR" w:bidi="el_GR"/>
+        </w:rPr>
+      </w:r>
+      <w:r>
+        <w:rPr>
+          <w:vertAlign w:val="superscript"/>
+          <w:lang w:val="el_GR" w:bidi="el_GR"/>
         </w:rPr>
         <w:t>8</w:t>
       </w:r>
       <w:r>
         <w:rPr>
-          <w:lang w:val="en_US" w:bidi="en_US"/>
+          <w:lang w:val="el_GR" w:bidi="el_GR"/>
         </w:rPr>
         <w:t xml:space="preserve"> Διακόνους ὡσαύτως σεμνούς, μὴ διλόγους, μὴ οἴνῳ πολλῷ προσέχοντας, μὴ αἰσχροκερδεῖς,</w:t>
       </w:r>
@@ -1135,19 +1135,19 @@
       <w:pPr/>
       <w:r>
         <w:rPr>
-          <w:lang w:val="en_US" w:bidi="en_US"/>
-        </w:rPr>
-      </w:r>
-      <w:r>
-        <w:rPr>
-          <w:vertAlign w:val="superscript"/>
-          <w:lang w:val="en_US" w:bidi="en_US"/>
+          <w:lang w:val="el_GR" w:bidi="el_GR"/>
+        </w:rPr>
+      </w:r>
+      <w:r>
+        <w:rPr>
+          <w:vertAlign w:val="superscript"/>
+          <w:lang w:val="el_GR" w:bidi="el_GR"/>
         </w:rPr>
         <w:t>9</w:t>
       </w:r>
       <w:r>
         <w:rPr>
-          <w:lang w:val="en_US" w:bidi="en_US"/>
+          <w:lang w:val="el_GR" w:bidi="el_GR"/>
         </w:rPr>
         <w:t xml:space="preserve"> ἔχοντας τὸ μυστήριον τῆς πίστεως ἐν καθαρᾷ συνειδήσει.</w:t>
       </w:r>
@@ -1156,19 +1156,19 @@
       <w:pPr/>
       <w:r>
         <w:rPr>
-          <w:lang w:val="en_US" w:bidi="en_US"/>
-        </w:rPr>
-      </w:r>
-      <w:r>
-        <w:rPr>
-          <w:vertAlign w:val="superscript"/>
-          <w:lang w:val="en_US" w:bidi="en_US"/>
+          <w:lang w:val="el_GR" w:bidi="el_GR"/>
+        </w:rPr>
+      </w:r>
+      <w:r>
+        <w:rPr>
+          <w:vertAlign w:val="superscript"/>
+          <w:lang w:val="el_GR" w:bidi="el_GR"/>
         </w:rPr>
         <w:t>10</w:t>
       </w:r>
       <w:r>
         <w:rPr>
-          <w:lang w:val="en_US" w:bidi="en_US"/>
+          <w:lang w:val="el_GR" w:bidi="el_GR"/>
         </w:rPr>
         <w:t xml:space="preserve"> καὶ οὗτοι δὲ δοκιμαζέσθωσαν πρῶτον, εἶτα διακονείτωσαν ἀνέγκλητοι ὄντες.</w:t>
       </w:r>
@@ -1177,19 +1177,19 @@
       <w:pPr/>
       <w:r>
         <w:rPr>
-          <w:lang w:val="en_US" w:bidi="en_US"/>
-        </w:rPr>
-      </w:r>
-      <w:r>
-        <w:rPr>
-          <w:vertAlign w:val="superscript"/>
-          <w:lang w:val="en_US" w:bidi="en_US"/>
+          <w:lang w:val="el_GR" w:bidi="el_GR"/>
+        </w:rPr>
+      </w:r>
+      <w:r>
+        <w:rPr>
+          <w:vertAlign w:val="superscript"/>
+          <w:lang w:val="el_GR" w:bidi="el_GR"/>
         </w:rPr>
         <w:t>11</w:t>
       </w:r>
       <w:r>
         <w:rPr>
-          <w:lang w:val="en_US" w:bidi="en_US"/>
+          <w:lang w:val="el_GR" w:bidi="el_GR"/>
         </w:rPr>
         <w:t xml:space="preserve"> γυναῖκας ὡσαύτως σεμνάς, μὴ διαβόλους, νηφαλίους, πιστὰς ἐν πᾶσιν.</w:t>
       </w:r>
@@ -1198,19 +1198,19 @@
       <w:pPr/>
       <w:r>
         <w:rPr>
-          <w:lang w:val="en_US" w:bidi="en_US"/>
-        </w:rPr>
-      </w:r>
-      <w:r>
-        <w:rPr>
-          <w:vertAlign w:val="superscript"/>
-          <w:lang w:val="en_US" w:bidi="en_US"/>
+          <w:lang w:val="el_GR" w:bidi="el_GR"/>
+        </w:rPr>
+      </w:r>
+      <w:r>
+        <w:rPr>
+          <w:vertAlign w:val="superscript"/>
+          <w:lang w:val="el_GR" w:bidi="el_GR"/>
         </w:rPr>
         <w:t>12</w:t>
       </w:r>
       <w:r>
         <w:rPr>
-          <w:lang w:val="en_US" w:bidi="en_US"/>
+          <w:lang w:val="el_GR" w:bidi="el_GR"/>
         </w:rPr>
         <w:t xml:space="preserve"> διάκονοι ἔστωσαν μιᾶς γυναικὸς ἄνδρες, τέκνων καλῶς προϊστάμενοι καὶ τῶν ἰδίων οἴκων·</w:t>
       </w:r>
@@ -1219,19 +1219,19 @@
       <w:pPr/>
       <w:r>
         <w:rPr>
-          <w:lang w:val="en_US" w:bidi="en_US"/>
-        </w:rPr>
-      </w:r>
-      <w:r>
-        <w:rPr>
-          <w:vertAlign w:val="superscript"/>
-          <w:lang w:val="en_US" w:bidi="en_US"/>
+          <w:lang w:val="el_GR" w:bidi="el_GR"/>
+        </w:rPr>
+      </w:r>
+      <w:r>
+        <w:rPr>
+          <w:vertAlign w:val="superscript"/>
+          <w:lang w:val="el_GR" w:bidi="el_GR"/>
         </w:rPr>
         <w:t>13</w:t>
       </w:r>
       <w:r>
         <w:rPr>
-          <w:lang w:val="en_US" w:bidi="en_US"/>
+          <w:lang w:val="el_GR" w:bidi="el_GR"/>
         </w:rPr>
         <w:t xml:space="preserve"> οἱ γὰρ καλῶς διακονήσαντες βαθμὸν ἑαυτοῖς καλὸν περιποιοῦνται καὶ πολλὴν παρρησίαν ἐν πίστει τῇ ἐν Χριστῷ Ἰησοῦ.</w:t>
       </w:r>
@@ -1240,19 +1240,19 @@
       <w:pPr/>
       <w:r>
         <w:rPr>
-          <w:lang w:val="en_US" w:bidi="en_US"/>
-        </w:rPr>
-      </w:r>
-      <w:r>
-        <w:rPr>
-          <w:vertAlign w:val="superscript"/>
-          <w:lang w:val="en_US" w:bidi="en_US"/>
+          <w:lang w:val="el_GR" w:bidi="el_GR"/>
+        </w:rPr>
+      </w:r>
+      <w:r>
+        <w:rPr>
+          <w:vertAlign w:val="superscript"/>
+          <w:lang w:val="el_GR" w:bidi="el_GR"/>
         </w:rPr>
         <w:t>14</w:t>
       </w:r>
       <w:r>
         <w:rPr>
-          <w:lang w:val="en_US" w:bidi="en_US"/>
+          <w:lang w:val="el_GR" w:bidi="el_GR"/>
         </w:rPr>
         <w:t xml:space="preserve"> Ταῦτά σοι γράφω, ἐλπίζων ἐλθεῖν πρὸς σὲ ἐν τάχει,</w:t>
       </w:r>
@@ -1261,19 +1261,19 @@
       <w:pPr/>
       <w:r>
         <w:rPr>
-          <w:lang w:val="en_US" w:bidi="en_US"/>
-        </w:rPr>
-      </w:r>
-      <w:r>
-        <w:rPr>
-          <w:vertAlign w:val="superscript"/>
-          <w:lang w:val="en_US" w:bidi="en_US"/>
+          <w:lang w:val="el_GR" w:bidi="el_GR"/>
+        </w:rPr>
+      </w:r>
+      <w:r>
+        <w:rPr>
+          <w:vertAlign w:val="superscript"/>
+          <w:lang w:val="el_GR" w:bidi="el_GR"/>
         </w:rPr>
         <w:t>15</w:t>
       </w:r>
       <w:r>
         <w:rPr>
-          <w:lang w:val="en_US" w:bidi="en_US"/>
+          <w:lang w:val="el_GR" w:bidi="el_GR"/>
         </w:rPr>
         <w:t xml:space="preserve"> ἐὰν δὲ βραδύνω, ἵνα εἰδῇς πῶς δεῖ ἐν οἴκῳ θεοῦ ἀναστρέφεσθαι, ἥτις ἐστὶν ἐκκλησία θεοῦ ζῶντος, στῦλος καὶ ἑδραίωμα τῆς ἀληθείας·</w:t>
       </w:r>
@@ -1282,19 +1282,19 @@
       <w:pPr/>
       <w:r>
         <w:rPr>
-          <w:lang w:val="en_US" w:bidi="en_US"/>
-        </w:rPr>
-      </w:r>
-      <w:r>
-        <w:rPr>
-          <w:vertAlign w:val="superscript"/>
-          <w:lang w:val="en_US" w:bidi="en_US"/>
+          <w:lang w:val="el_GR" w:bidi="el_GR"/>
+        </w:rPr>
+      </w:r>
+      <w:r>
+        <w:rPr>
+          <w:vertAlign w:val="superscript"/>
+          <w:lang w:val="el_GR" w:bidi="el_GR"/>
         </w:rPr>
         <w:t>16</w:t>
       </w:r>
       <w:r>
         <w:rPr>
-          <w:lang w:val="en_US" w:bidi="en_US"/>
+          <w:lang w:val="el_GR" w:bidi="el_GR"/>
         </w:rPr>
         <w:t xml:space="preserve"> καὶ ὁμολογουμένως μέγα ἐστὶν τὸ τῆς εὐσεβείας μυστήριον· Ὃς ἐφανερώθη ἐν σαρκί, ἐδικαιώθη ἐν πνεύματι, ὤφθη ἀγγέλοις, ἐκηρύχθη ἐν ἔθνεσιν, ἐπιστεύθη ἐν κόσμῳ, ἀνελήμφθη ἐν δόξῃ.</w:t>
       </w:r>
@@ -1305,33 +1305,33 @@
       </w:pPr>
       <w:r>
         <w:rPr>
-          <w:lang w:val="en_US" w:bidi="en_US"/>
+          <w:lang w:val="el_GR" w:bidi="el_GR"/>
         </w:rPr>
         <w:t>1 Timothy 4:1</w:t>
       </w:r>
       <w:r>
         <w:rPr>
-          <w:lang w:val="en_US" w:bidi="en_US"/>
-        </w:rPr>
-      </w:r>
-    </w:p>
-    <w:p>
-      <w:pPr/>
-      <w:r>
-        <w:rPr>
-          <w:lang w:val="en_US" w:bidi="en_US"/>
-        </w:rPr>
-      </w:r>
-      <w:r>
-        <w:rPr>
-          <w:vertAlign w:val="superscript"/>
-          <w:lang w:val="en_US" w:bidi="en_US"/>
+          <w:lang w:val="el_GR" w:bidi="el_GR"/>
+        </w:rPr>
+      </w:r>
+    </w:p>
+    <w:p>
+      <w:pPr/>
+      <w:r>
+        <w:rPr>
+          <w:lang w:val="el_GR" w:bidi="el_GR"/>
+        </w:rPr>
+      </w:r>
+      <w:r>
+        <w:rPr>
+          <w:vertAlign w:val="superscript"/>
+          <w:lang w:val="el_GR" w:bidi="el_GR"/>
         </w:rPr>
         <w:t>1</w:t>
       </w:r>
       <w:r>
         <w:rPr>
-          <w:lang w:val="en_US" w:bidi="en_US"/>
+          <w:lang w:val="el_GR" w:bidi="el_GR"/>
         </w:rPr>
         <w:t xml:space="preserve"> Τὸ δὲ πνεῦμα ῥητῶς λέγει ὅτι ἐν ὑστέροις καιροῖς ἀποστήσονταί τινες τῆς πίστεως, προσέχοντες πνεύμασι πλάνοις καὶ διδασκαλίαις δαιμονίων</w:t>
       </w:r>
@@ -1340,19 +1340,19 @@
       <w:pPr/>
       <w:r>
         <w:rPr>
-          <w:lang w:val="en_US" w:bidi="en_US"/>
-        </w:rPr>
-      </w:r>
-      <w:r>
-        <w:rPr>
-          <w:vertAlign w:val="superscript"/>
-          <w:lang w:val="en_US" w:bidi="en_US"/>
+          <w:lang w:val="el_GR" w:bidi="el_GR"/>
+        </w:rPr>
+      </w:r>
+      <w:r>
+        <w:rPr>
+          <w:vertAlign w:val="superscript"/>
+          <w:lang w:val="el_GR" w:bidi="el_GR"/>
         </w:rPr>
         <w:t>2</w:t>
       </w:r>
       <w:r>
         <w:rPr>
-          <w:lang w:val="en_US" w:bidi="en_US"/>
+          <w:lang w:val="el_GR" w:bidi="el_GR"/>
         </w:rPr>
         <w:t xml:space="preserve"> ἐν ὑποκρίσει ψευδολόγων, κεκαυστηριασμένων τὴν ἰδίαν συνείδησιν,</w:t>
       </w:r>
@@ -1361,19 +1361,19 @@
       <w:pPr/>
       <w:r>
         <w:rPr>
-          <w:lang w:val="en_US" w:bidi="en_US"/>
-        </w:rPr>
-      </w:r>
-      <w:r>
-        <w:rPr>
-          <w:vertAlign w:val="superscript"/>
-          <w:lang w:val="en_US" w:bidi="en_US"/>
+          <w:lang w:val="el_GR" w:bidi="el_GR"/>
+        </w:rPr>
+      </w:r>
+      <w:r>
+        <w:rPr>
+          <w:vertAlign w:val="superscript"/>
+          <w:lang w:val="el_GR" w:bidi="el_GR"/>
         </w:rPr>
         <w:t>3</w:t>
       </w:r>
       <w:r>
         <w:rPr>
-          <w:lang w:val="en_US" w:bidi="en_US"/>
+          <w:lang w:val="el_GR" w:bidi="el_GR"/>
         </w:rPr>
         <w:t xml:space="preserve"> κωλυόντων γαμεῖν, ἀπέχεσθαι βρωμάτων ἃ ὁ θεὸς ἔκτισεν εἰς μετάλημψιν μετὰ εὐχαριστίας τοῖς πιστοῖς καὶ ἐπεγνωκόσι τὴν ἀλήθειαν.</w:t>
       </w:r>
@@ -1382,19 +1382,19 @@
       <w:pPr/>
       <w:r>
         <w:rPr>
-          <w:lang w:val="en_US" w:bidi="en_US"/>
-        </w:rPr>
-      </w:r>
-      <w:r>
-        <w:rPr>
-          <w:vertAlign w:val="superscript"/>
-          <w:lang w:val="en_US" w:bidi="en_US"/>
+          <w:lang w:val="el_GR" w:bidi="el_GR"/>
+        </w:rPr>
+      </w:r>
+      <w:r>
+        <w:rPr>
+          <w:vertAlign w:val="superscript"/>
+          <w:lang w:val="el_GR" w:bidi="el_GR"/>
         </w:rPr>
         <w:t>4</w:t>
       </w:r>
       <w:r>
         <w:rPr>
-          <w:lang w:val="en_US" w:bidi="en_US"/>
+          <w:lang w:val="el_GR" w:bidi="el_GR"/>
         </w:rPr>
         <w:t xml:space="preserve"> ὅτι πᾶν κτίσμα θεοῦ καλόν, καὶ οὐδὲν ἀπόβλητον μετὰ εὐχαριστίας λαμβανόμενον,</w:t>
       </w:r>
@@ -1403,19 +1403,19 @@
       <w:pPr/>
       <w:r>
         <w:rPr>
-          <w:lang w:val="en_US" w:bidi="en_US"/>
-        </w:rPr>
-      </w:r>
-      <w:r>
-        <w:rPr>
-          <w:vertAlign w:val="superscript"/>
-          <w:lang w:val="en_US" w:bidi="en_US"/>
+          <w:lang w:val="el_GR" w:bidi="el_GR"/>
+        </w:rPr>
+      </w:r>
+      <w:r>
+        <w:rPr>
+          <w:vertAlign w:val="superscript"/>
+          <w:lang w:val="el_GR" w:bidi="el_GR"/>
         </w:rPr>
         <w:t>5</w:t>
       </w:r>
       <w:r>
         <w:rPr>
-          <w:lang w:val="en_US" w:bidi="en_US"/>
+          <w:lang w:val="el_GR" w:bidi="el_GR"/>
         </w:rPr>
         <w:t xml:space="preserve"> ἁγιάζεται γὰρ διὰ λόγου θεοῦ καὶ ἐντεύξεως.</w:t>
       </w:r>
@@ -1424,19 +1424,19 @@
       <w:pPr/>
       <w:r>
         <w:rPr>
-          <w:lang w:val="en_US" w:bidi="en_US"/>
-        </w:rPr>
-      </w:r>
-      <w:r>
-        <w:rPr>
-          <w:vertAlign w:val="superscript"/>
-          <w:lang w:val="en_US" w:bidi="en_US"/>
+          <w:lang w:val="el_GR" w:bidi="el_GR"/>
+        </w:rPr>
+      </w:r>
+      <w:r>
+        <w:rPr>
+          <w:vertAlign w:val="superscript"/>
+          <w:lang w:val="el_GR" w:bidi="el_GR"/>
         </w:rPr>
         <w:t>6</w:t>
       </w:r>
       <w:r>
         <w:rPr>
-          <w:lang w:val="en_US" w:bidi="en_US"/>
+          <w:lang w:val="el_GR" w:bidi="el_GR"/>
         </w:rPr>
         <w:t xml:space="preserve"> Ταῦτα ὑποτιθέμενος τοῖς ἀδελφοῖς καλὸς ἔσῃ διάκονος Χριστοῦ Ἰησοῦ, ἐντρεφόμενος τοῖς λόγοις τῆς πίστεως καὶ τῆς καλῆς διδασκαλίας ᾗ παρηκολούθηκας,</w:t>
       </w:r>
@@ -1445,19 +1445,19 @@
       <w:pPr/>
       <w:r>
         <w:rPr>
-          <w:lang w:val="en_US" w:bidi="en_US"/>
-        </w:rPr>
-      </w:r>
-      <w:r>
-        <w:rPr>
-          <w:vertAlign w:val="superscript"/>
-          <w:lang w:val="en_US" w:bidi="en_US"/>
+          <w:lang w:val="el_GR" w:bidi="el_GR"/>
+        </w:rPr>
+      </w:r>
+      <w:r>
+        <w:rPr>
+          <w:vertAlign w:val="superscript"/>
+          <w:lang w:val="el_GR" w:bidi="el_GR"/>
         </w:rPr>
         <w:t>7</w:t>
       </w:r>
       <w:r>
         <w:rPr>
-          <w:lang w:val="en_US" w:bidi="en_US"/>
+          <w:lang w:val="el_GR" w:bidi="el_GR"/>
         </w:rPr>
         <w:t xml:space="preserve"> τοὺς δὲ βεβήλους καὶ γραώδεις μύθους παραιτοῦ. γύμναζε δὲ σεαυτὸν πρὸς εὐσέβειαν·</w:t>
       </w:r>
@@ -1466,19 +1466,19 @@
       <w:pPr/>
       <w:r>
         <w:rPr>
-          <w:lang w:val="en_US" w:bidi="en_US"/>
-        </w:rPr>
-      </w:r>
-      <w:r>
-        <w:rPr>
-          <w:vertAlign w:val="superscript"/>
-          <w:lang w:val="en_US" w:bidi="en_US"/>
+          <w:lang w:val="el_GR" w:bidi="el_GR"/>
+        </w:rPr>
+      </w:r>
+      <w:r>
+        <w:rPr>
+          <w:vertAlign w:val="superscript"/>
+          <w:lang w:val="el_GR" w:bidi="el_GR"/>
         </w:rPr>
         <w:t>8</w:t>
       </w:r>
       <w:r>
         <w:rPr>
-          <w:lang w:val="en_US" w:bidi="en_US"/>
+          <w:lang w:val="el_GR" w:bidi="el_GR"/>
         </w:rPr>
         <w:t xml:space="preserve"> ἡ γὰρ σωματικὴ γυμνασία πρὸς ὀλίγον ἐστὶν ὠφέλιμος, ἡ δὲ εὐσέβεια πρὸς πάντα ὠφέλιμός ἐστιν, ἐπαγγελίαν ἔχουσα ζωῆς τῆς νῦν καὶ τῆς μελλούσης.</w:t>
       </w:r>
@@ -1487,19 +1487,19 @@
       <w:pPr/>
       <w:r>
         <w:rPr>
-          <w:lang w:val="en_US" w:bidi="en_US"/>
-        </w:rPr>
-      </w:r>
-      <w:r>
-        <w:rPr>
-          <w:vertAlign w:val="superscript"/>
-          <w:lang w:val="en_US" w:bidi="en_US"/>
+          <w:lang w:val="el_GR" w:bidi="el_GR"/>
+        </w:rPr>
+      </w:r>
+      <w:r>
+        <w:rPr>
+          <w:vertAlign w:val="superscript"/>
+          <w:lang w:val="el_GR" w:bidi="el_GR"/>
         </w:rPr>
         <w:t>9</w:t>
       </w:r>
       <w:r>
         <w:rPr>
-          <w:lang w:val="en_US" w:bidi="en_US"/>
+          <w:lang w:val="el_GR" w:bidi="el_GR"/>
         </w:rPr>
         <w:t xml:space="preserve"> πιστὸς ὁ λόγος καὶ πάσης ἀποδοχῆς ἄξιος,</w:t>
       </w:r>
@@ -1508,19 +1508,19 @@
       <w:pPr/>
       <w:r>
         <w:rPr>
-          <w:lang w:val="en_US" w:bidi="en_US"/>
-        </w:rPr>
-      </w:r>
-      <w:r>
-        <w:rPr>
-          <w:vertAlign w:val="superscript"/>
-          <w:lang w:val="en_US" w:bidi="en_US"/>
+          <w:lang w:val="el_GR" w:bidi="el_GR"/>
+        </w:rPr>
+      </w:r>
+      <w:r>
+        <w:rPr>
+          <w:vertAlign w:val="superscript"/>
+          <w:lang w:val="el_GR" w:bidi="el_GR"/>
         </w:rPr>
         <w:t>10</w:t>
       </w:r>
       <w:r>
         <w:rPr>
-          <w:lang w:val="en_US" w:bidi="en_US"/>
+          <w:lang w:val="el_GR" w:bidi="el_GR"/>
         </w:rPr>
         <w:t xml:space="preserve"> εἰς τοῦτο γὰρ κοπιῶμεν καὶ ὀνειδιζόμεθα, ὅτι ἠλπίκαμεν ἐπὶ θεῷ ζῶντι, ὅς ἐστιν σωτὴρ πάντων ἀνθρώπων, μάλιστα πιστῶν.</w:t>
       </w:r>
@@ -1529,19 +1529,19 @@
       <w:pPr/>
       <w:r>
         <w:rPr>
-          <w:lang w:val="en_US" w:bidi="en_US"/>
-        </w:rPr>
-      </w:r>
-      <w:r>
-        <w:rPr>
-          <w:vertAlign w:val="superscript"/>
-          <w:lang w:val="en_US" w:bidi="en_US"/>
+          <w:lang w:val="el_GR" w:bidi="el_GR"/>
+        </w:rPr>
+      </w:r>
+      <w:r>
+        <w:rPr>
+          <w:vertAlign w:val="superscript"/>
+          <w:lang w:val="el_GR" w:bidi="el_GR"/>
         </w:rPr>
         <w:t>11</w:t>
       </w:r>
       <w:r>
         <w:rPr>
-          <w:lang w:val="en_US" w:bidi="en_US"/>
+          <w:lang w:val="el_GR" w:bidi="el_GR"/>
         </w:rPr>
         <w:t xml:space="preserve"> Παράγγελλε ταῦτα καὶ δίδασκε.</w:t>
       </w:r>
@@ -1550,19 +1550,19 @@
       <w:pPr/>
       <w:r>
         <w:rPr>
-          <w:lang w:val="en_US" w:bidi="en_US"/>
-        </w:rPr>
-      </w:r>
-      <w:r>
-        <w:rPr>
-          <w:vertAlign w:val="superscript"/>
-          <w:lang w:val="en_US" w:bidi="en_US"/>
+          <w:lang w:val="el_GR" w:bidi="el_GR"/>
+        </w:rPr>
+      </w:r>
+      <w:r>
+        <w:rPr>
+          <w:vertAlign w:val="superscript"/>
+          <w:lang w:val="el_GR" w:bidi="el_GR"/>
         </w:rPr>
         <w:t>12</w:t>
       </w:r>
       <w:r>
         <w:rPr>
-          <w:lang w:val="en_US" w:bidi="en_US"/>
+          <w:lang w:val="el_GR" w:bidi="el_GR"/>
         </w:rPr>
         <w:t xml:space="preserve"> μηδείς σου τῆς νεότητος καταφρονείτω, ἀλλὰ τύπος γίνου τῶν πιστῶν ἐν λόγῳ, ἐν ἀναστροφῇ, ἐν ἀγάπῃ, ἐν πίστει, ἐν ἁγνείᾳ.</w:t>
       </w:r>
@@ -1571,19 +1571,19 @@
       <w:pPr/>
       <w:r>
         <w:rPr>
-          <w:lang w:val="en_US" w:bidi="en_US"/>
-        </w:rPr>
-      </w:r>
-      <w:r>
-        <w:rPr>
-          <w:vertAlign w:val="superscript"/>
-          <w:lang w:val="en_US" w:bidi="en_US"/>
+          <w:lang w:val="el_GR" w:bidi="el_GR"/>
+        </w:rPr>
+      </w:r>
+      <w:r>
+        <w:rPr>
+          <w:vertAlign w:val="superscript"/>
+          <w:lang w:val="el_GR" w:bidi="el_GR"/>
         </w:rPr>
         <w:t>13</w:t>
       </w:r>
       <w:r>
         <w:rPr>
-          <w:lang w:val="en_US" w:bidi="en_US"/>
+          <w:lang w:val="el_GR" w:bidi="el_GR"/>
         </w:rPr>
         <w:t xml:space="preserve"> ἕως ἔρχομαι πρόσεχε τῇ ἀναγνώσει, τῇ παρακλήσει, τῇ διδασκαλίᾳ.</w:t>
       </w:r>
@@ -1592,19 +1592,19 @@
       <w:pPr/>
       <w:r>
         <w:rPr>
-          <w:lang w:val="en_US" w:bidi="en_US"/>
-        </w:rPr>
-      </w:r>
-      <w:r>
-        <w:rPr>
-          <w:vertAlign w:val="superscript"/>
-          <w:lang w:val="en_US" w:bidi="en_US"/>
+          <w:lang w:val="el_GR" w:bidi="el_GR"/>
+        </w:rPr>
+      </w:r>
+      <w:r>
+        <w:rPr>
+          <w:vertAlign w:val="superscript"/>
+          <w:lang w:val="el_GR" w:bidi="el_GR"/>
         </w:rPr>
         <w:t>14</w:t>
       </w:r>
       <w:r>
         <w:rPr>
-          <w:lang w:val="en_US" w:bidi="en_US"/>
+          <w:lang w:val="el_GR" w:bidi="el_GR"/>
         </w:rPr>
         <w:t xml:space="preserve"> μὴ ἀμέλει τοῦ ἐν σοὶ χαρίσματος, ὃ ἐδόθη σοι διὰ προφητείας μετὰ ἐπιθέσεως τῶν χειρῶν τοῦ πρεσβυτερίου.</w:t>
       </w:r>
@@ -1613,19 +1613,19 @@
       <w:pPr/>
       <w:r>
         <w:rPr>
-          <w:lang w:val="en_US" w:bidi="en_US"/>
-        </w:rPr>
-      </w:r>
-      <w:r>
-        <w:rPr>
-          <w:vertAlign w:val="superscript"/>
-          <w:lang w:val="en_US" w:bidi="en_US"/>
+          <w:lang w:val="el_GR" w:bidi="el_GR"/>
+        </w:rPr>
+      </w:r>
+      <w:r>
+        <w:rPr>
+          <w:vertAlign w:val="superscript"/>
+          <w:lang w:val="el_GR" w:bidi="el_GR"/>
         </w:rPr>
         <w:t>15</w:t>
       </w:r>
       <w:r>
         <w:rPr>
-          <w:lang w:val="en_US" w:bidi="en_US"/>
+          <w:lang w:val="el_GR" w:bidi="el_GR"/>
         </w:rPr>
         <w:t xml:space="preserve"> ταῦτα μελέτα, ἐν τούτοις ἴσθι, ἵνα σου ἡ προκοπὴ φανερὰ ᾖ πᾶσιν·</w:t>
       </w:r>
@@ -1634,19 +1634,19 @@
       <w:pPr/>
       <w:r>
         <w:rPr>
-          <w:lang w:val="en_US" w:bidi="en_US"/>
-        </w:rPr>
-      </w:r>
-      <w:r>
-        <w:rPr>
-          <w:vertAlign w:val="superscript"/>
-          <w:lang w:val="en_US" w:bidi="en_US"/>
+          <w:lang w:val="el_GR" w:bidi="el_GR"/>
+        </w:rPr>
+      </w:r>
+      <w:r>
+        <w:rPr>
+          <w:vertAlign w:val="superscript"/>
+          <w:lang w:val="el_GR" w:bidi="el_GR"/>
         </w:rPr>
         <w:t>16</w:t>
       </w:r>
       <w:r>
         <w:rPr>
-          <w:lang w:val="en_US" w:bidi="en_US"/>
+          <w:lang w:val="el_GR" w:bidi="el_GR"/>
         </w:rPr>
         <w:t xml:space="preserve"> ἔπεχε σεαυτῷ καὶ τῇ διδασκαλίᾳ· ἐπίμενε αὐτοῖς· τοῦτο γὰρ ποιῶν καὶ σεαυτὸν σώσεις καὶ τοὺς ἀκούοντάς σου.</w:t>
       </w:r>
@@ -1657,33 +1657,33 @@
       </w:pPr>
       <w:r>
         <w:rPr>
-          <w:lang w:val="en_US" w:bidi="en_US"/>
+          <w:lang w:val="el_GR" w:bidi="el_GR"/>
         </w:rPr>
         <w:t>1 Timothy 5:1</w:t>
       </w:r>
       <w:r>
         <w:rPr>
-          <w:lang w:val="en_US" w:bidi="en_US"/>
-        </w:rPr>
-      </w:r>
-    </w:p>
-    <w:p>
-      <w:pPr/>
-      <w:r>
-        <w:rPr>
-          <w:lang w:val="en_US" w:bidi="en_US"/>
-        </w:rPr>
-      </w:r>
-      <w:r>
-        <w:rPr>
-          <w:vertAlign w:val="superscript"/>
-          <w:lang w:val="en_US" w:bidi="en_US"/>
+          <w:lang w:val="el_GR" w:bidi="el_GR"/>
+        </w:rPr>
+      </w:r>
+    </w:p>
+    <w:p>
+      <w:pPr/>
+      <w:r>
+        <w:rPr>
+          <w:lang w:val="el_GR" w:bidi="el_GR"/>
+        </w:rPr>
+      </w:r>
+      <w:r>
+        <w:rPr>
+          <w:vertAlign w:val="superscript"/>
+          <w:lang w:val="el_GR" w:bidi="el_GR"/>
         </w:rPr>
         <w:t>1</w:t>
       </w:r>
       <w:r>
         <w:rPr>
-          <w:lang w:val="en_US" w:bidi="en_US"/>
+          <w:lang w:val="el_GR" w:bidi="el_GR"/>
         </w:rPr>
         <w:t xml:space="preserve"> Πρεσβυτέρῳ μὴ ἐπιπλήξῃς, ἀλλὰ παρακάλει ὡς πατέρα, νεωτέρους ὡς ἀδελφούς,</w:t>
       </w:r>
@@ -1692,19 +1692,19 @@
       <w:pPr/>
       <w:r>
         <w:rPr>
-          <w:lang w:val="en_US" w:bidi="en_US"/>
-        </w:rPr>
-      </w:r>
-      <w:r>
-        <w:rPr>
-          <w:vertAlign w:val="superscript"/>
-          <w:lang w:val="en_US" w:bidi="en_US"/>
+          <w:lang w:val="el_GR" w:bidi="el_GR"/>
+        </w:rPr>
+      </w:r>
+      <w:r>
+        <w:rPr>
+          <w:vertAlign w:val="superscript"/>
+          <w:lang w:val="el_GR" w:bidi="el_GR"/>
         </w:rPr>
         <w:t>2</w:t>
       </w:r>
       <w:r>
         <w:rPr>
-          <w:lang w:val="en_US" w:bidi="en_US"/>
+          <w:lang w:val="el_GR" w:bidi="el_GR"/>
         </w:rPr>
         <w:t xml:space="preserve"> πρεσβυτέρας ὡς μητέρας, νεωτέρας ὡς ἀδελφὰς ἐν πάσῃ ἁγνείᾳ.</w:t>
       </w:r>
@@ -1713,19 +1713,19 @@
       <w:pPr/>
       <w:r>
         <w:rPr>
-          <w:lang w:val="en_US" w:bidi="en_US"/>
-        </w:rPr>
-      </w:r>
-      <w:r>
-        <w:rPr>
-          <w:vertAlign w:val="superscript"/>
-          <w:lang w:val="en_US" w:bidi="en_US"/>
+          <w:lang w:val="el_GR" w:bidi="el_GR"/>
+        </w:rPr>
+      </w:r>
+      <w:r>
+        <w:rPr>
+          <w:vertAlign w:val="superscript"/>
+          <w:lang w:val="el_GR" w:bidi="el_GR"/>
         </w:rPr>
         <w:t>3</w:t>
       </w:r>
       <w:r>
         <w:rPr>
-          <w:lang w:val="en_US" w:bidi="en_US"/>
+          <w:lang w:val="el_GR" w:bidi="el_GR"/>
         </w:rPr>
         <w:t xml:space="preserve"> Χήρας τίμα τὰς ὄντως χήρας.</w:t>
       </w:r>
@@ -1734,19 +1734,19 @@
       <w:pPr/>
       <w:r>
         <w:rPr>
-          <w:lang w:val="en_US" w:bidi="en_US"/>
-        </w:rPr>
-      </w:r>
-      <w:r>
-        <w:rPr>
-          <w:vertAlign w:val="superscript"/>
-          <w:lang w:val="en_US" w:bidi="en_US"/>
+          <w:lang w:val="el_GR" w:bidi="el_GR"/>
+        </w:rPr>
+      </w:r>
+      <w:r>
+        <w:rPr>
+          <w:vertAlign w:val="superscript"/>
+          <w:lang w:val="el_GR" w:bidi="el_GR"/>
         </w:rPr>
         <w:t>4</w:t>
       </w:r>
       <w:r>
         <w:rPr>
-          <w:lang w:val="en_US" w:bidi="en_US"/>
+          <w:lang w:val="el_GR" w:bidi="el_GR"/>
         </w:rPr>
         <w:t xml:space="preserve"> εἰ δέ τις χήρα τέκνα ἢ ἔκγονα ἔχει, μανθανέτωσαν πρῶτον τὸν ἴδιον οἶκον εὐσεβεῖν καὶ ἀμοιβὰς ἀποδιδόναι τοῖς προγόνοις, τοῦτο γάρ ἐστιν ἀπόδεκτον ἐνώπιον τοῦ θεοῦ.</w:t>
       </w:r>
@@ -1755,19 +1755,19 @@
       <w:pPr/>
       <w:r>
         <w:rPr>
-          <w:lang w:val="en_US" w:bidi="en_US"/>
-        </w:rPr>
-      </w:r>
-      <w:r>
-        <w:rPr>
-          <w:vertAlign w:val="superscript"/>
-          <w:lang w:val="en_US" w:bidi="en_US"/>
+          <w:lang w:val="el_GR" w:bidi="el_GR"/>
+        </w:rPr>
+      </w:r>
+      <w:r>
+        <w:rPr>
+          <w:vertAlign w:val="superscript"/>
+          <w:lang w:val="el_GR" w:bidi="el_GR"/>
         </w:rPr>
         <w:t>5</w:t>
       </w:r>
       <w:r>
         <w:rPr>
-          <w:lang w:val="en_US" w:bidi="en_US"/>
+          <w:lang w:val="el_GR" w:bidi="el_GR"/>
         </w:rPr>
         <w:t xml:space="preserve"> ἡ δὲ ὄντως χήρα καὶ μεμονωμένη ἤλπικεν ἐπὶ θεὸν καὶ προσμένει ταῖς δεήσεσιν καὶ ταῖς προσευχαῖς νυκτὸς καὶ ἡμέρας·</w:t>
       </w:r>
@@ -1776,19 +1776,19 @@
       <w:pPr/>
       <w:r>
         <w:rPr>
-          <w:lang w:val="en_US" w:bidi="en_US"/>
-        </w:rPr>
-      </w:r>
-      <w:r>
-        <w:rPr>
-          <w:vertAlign w:val="superscript"/>
-          <w:lang w:val="en_US" w:bidi="en_US"/>
+          <w:lang w:val="el_GR" w:bidi="el_GR"/>
+        </w:rPr>
+      </w:r>
+      <w:r>
+        <w:rPr>
+          <w:vertAlign w:val="superscript"/>
+          <w:lang w:val="el_GR" w:bidi="el_GR"/>
         </w:rPr>
         <w:t>6</w:t>
       </w:r>
       <w:r>
         <w:rPr>
-          <w:lang w:val="en_US" w:bidi="en_US"/>
+          <w:lang w:val="el_GR" w:bidi="el_GR"/>
         </w:rPr>
         <w:t xml:space="preserve"> ἡ δὲ σπαταλῶσα ζῶσα τέθνηκεν.</w:t>
       </w:r>
@@ -1797,19 +1797,19 @@
       <w:pPr/>
       <w:r>
         <w:rPr>
-          <w:lang w:val="en_US" w:bidi="en_US"/>
-        </w:rPr>
-      </w:r>
-      <w:r>
-        <w:rPr>
-          <w:vertAlign w:val="superscript"/>
-          <w:lang w:val="en_US" w:bidi="en_US"/>
+          <w:lang w:val="el_GR" w:bidi="el_GR"/>
+        </w:rPr>
+      </w:r>
+      <w:r>
+        <w:rPr>
+          <w:vertAlign w:val="superscript"/>
+          <w:lang w:val="el_GR" w:bidi="el_GR"/>
         </w:rPr>
         <w:t>7</w:t>
       </w:r>
       <w:r>
         <w:rPr>
-          <w:lang w:val="en_US" w:bidi="en_US"/>
+          <w:lang w:val="el_GR" w:bidi="el_GR"/>
         </w:rPr>
         <w:t xml:space="preserve"> καὶ ταῦτα παράγγελλε, ἵνα ἀνεπίλημπτοι ὦσιν·</w:t>
       </w:r>
@@ -1818,19 +1818,19 @@
       <w:pPr/>
       <w:r>
         <w:rPr>
-          <w:lang w:val="en_US" w:bidi="en_US"/>
-        </w:rPr>
-      </w:r>
-      <w:r>
-        <w:rPr>
-          <w:vertAlign w:val="superscript"/>
-          <w:lang w:val="en_US" w:bidi="en_US"/>
+          <w:lang w:val="el_GR" w:bidi="el_GR"/>
+        </w:rPr>
+      </w:r>
+      <w:r>
+        <w:rPr>
+          <w:vertAlign w:val="superscript"/>
+          <w:lang w:val="el_GR" w:bidi="el_GR"/>
         </w:rPr>
         <w:t>8</w:t>
       </w:r>
       <w:r>
         <w:rPr>
-          <w:lang w:val="en_US" w:bidi="en_US"/>
+          <w:lang w:val="el_GR" w:bidi="el_GR"/>
         </w:rPr>
         <w:t xml:space="preserve"> εἰ δέ τις τῶν ἰδίων καὶ μάλιστα οἰκείων οὐ προνοεῖ, τὴν πίστιν ἤρνηται καὶ ἔστιν ἀπίστου χείρων.</w:t>
       </w:r>
@@ -1839,19 +1839,19 @@
       <w:pPr/>
       <w:r>
         <w:rPr>
-          <w:lang w:val="en_US" w:bidi="en_US"/>
-        </w:rPr>
-      </w:r>
-      <w:r>
-        <w:rPr>
-          <w:vertAlign w:val="superscript"/>
-          <w:lang w:val="en_US" w:bidi="en_US"/>
+          <w:lang w:val="el_GR" w:bidi="el_GR"/>
+        </w:rPr>
+      </w:r>
+      <w:r>
+        <w:rPr>
+          <w:vertAlign w:val="superscript"/>
+          <w:lang w:val="el_GR" w:bidi="el_GR"/>
         </w:rPr>
         <w:t>9</w:t>
       </w:r>
       <w:r>
         <w:rPr>
-          <w:lang w:val="en_US" w:bidi="en_US"/>
+          <w:lang w:val="el_GR" w:bidi="el_GR"/>
         </w:rPr>
         <w:t xml:space="preserve"> Χήρα καταλεγέσθω μὴ ἔλαττον ἐτῶν ἑξήκοντα γεγονυῖα, ἑνὸς ἀνδρὸς γυνή,</w:t>
       </w:r>
@@ -1860,19 +1860,19 @@
       <w:pPr/>
       <w:r>
         <w:rPr>
-          <w:lang w:val="en_US" w:bidi="en_US"/>
-        </w:rPr>
-      </w:r>
-      <w:r>
-        <w:rPr>
-          <w:vertAlign w:val="superscript"/>
-          <w:lang w:val="en_US" w:bidi="en_US"/>
+          <w:lang w:val="el_GR" w:bidi="el_GR"/>
+        </w:rPr>
+      </w:r>
+      <w:r>
+        <w:rPr>
+          <w:vertAlign w:val="superscript"/>
+          <w:lang w:val="el_GR" w:bidi="el_GR"/>
         </w:rPr>
         <w:t>10</w:t>
       </w:r>
       <w:r>
         <w:rPr>
-          <w:lang w:val="en_US" w:bidi="en_US"/>
+          <w:lang w:val="el_GR" w:bidi="el_GR"/>
         </w:rPr>
         <w:t xml:space="preserve"> ἐν ἔργοις καλοῖς μαρτυρουμένη, εἰ ἐτεκνοτρόφησεν, εἰ ἐξενοδόχησεν, εἰ ἁγίων πόδας ἔνιψεν, εἰ θλιβομένοις ἐπήρκεσεν, εἰ παντὶ ἔργῳ ἀγαθῷ ἐπηκολούθησεν.</w:t>
       </w:r>
@@ -1881,19 +1881,19 @@
       <w:pPr/>
       <w:r>
         <w:rPr>
-          <w:lang w:val="en_US" w:bidi="en_US"/>
-        </w:rPr>
-      </w:r>
-      <w:r>
-        <w:rPr>
-          <w:vertAlign w:val="superscript"/>
-          <w:lang w:val="en_US" w:bidi="en_US"/>
+          <w:lang w:val="el_GR" w:bidi="el_GR"/>
+        </w:rPr>
+      </w:r>
+      <w:r>
+        <w:rPr>
+          <w:vertAlign w:val="superscript"/>
+          <w:lang w:val="el_GR" w:bidi="el_GR"/>
         </w:rPr>
         <w:t>11</w:t>
       </w:r>
       <w:r>
         <w:rPr>
-          <w:lang w:val="en_US" w:bidi="en_US"/>
+          <w:lang w:val="el_GR" w:bidi="el_GR"/>
         </w:rPr>
         <w:t xml:space="preserve"> νεωτέρας δὲ χήρας παραιτοῦ· ὅταν γὰρ καταστρηνιάσωσιν τοῦ Χριστοῦ, γαμεῖν θέλουσιν,</w:t>
       </w:r>
@@ -1902,19 +1902,19 @@
       <w:pPr/>
       <w:r>
         <w:rPr>
-          <w:lang w:val="en_US" w:bidi="en_US"/>
-        </w:rPr>
-      </w:r>
-      <w:r>
-        <w:rPr>
-          <w:vertAlign w:val="superscript"/>
-          <w:lang w:val="en_US" w:bidi="en_US"/>
+          <w:lang w:val="el_GR" w:bidi="el_GR"/>
+        </w:rPr>
+      </w:r>
+      <w:r>
+        <w:rPr>
+          <w:vertAlign w:val="superscript"/>
+          <w:lang w:val="el_GR" w:bidi="el_GR"/>
         </w:rPr>
         <w:t>12</w:t>
       </w:r>
       <w:r>
         <w:rPr>
-          <w:lang w:val="en_US" w:bidi="en_US"/>
+          <w:lang w:val="el_GR" w:bidi="el_GR"/>
         </w:rPr>
         <w:t xml:space="preserve"> ἔχουσαι κρίμα ὅτι τὴν πρώτην πίστιν ἠθέτησαν·</w:t>
       </w:r>
@@ -1923,19 +1923,19 @@
       <w:pPr/>
       <w:r>
         <w:rPr>
-          <w:lang w:val="en_US" w:bidi="en_US"/>
-        </w:rPr>
-      </w:r>
-      <w:r>
-        <w:rPr>
-          <w:vertAlign w:val="superscript"/>
-          <w:lang w:val="en_US" w:bidi="en_US"/>
+          <w:lang w:val="el_GR" w:bidi="el_GR"/>
+        </w:rPr>
+      </w:r>
+      <w:r>
+        <w:rPr>
+          <w:vertAlign w:val="superscript"/>
+          <w:lang w:val="el_GR" w:bidi="el_GR"/>
         </w:rPr>
         <w:t>13</w:t>
       </w:r>
       <w:r>
         <w:rPr>
-          <w:lang w:val="en_US" w:bidi="en_US"/>
+          <w:lang w:val="el_GR" w:bidi="el_GR"/>
         </w:rPr>
         <w:t xml:space="preserve"> ἅμα δὲ καὶ ἀργαὶ μανθάνουσιν, περιερχόμεναι τὰς οἰκίας, οὐ μόνον δὲ ἀργαὶ ἀλλὰ καὶ φλύαροι καὶ περίεργοι, λαλοῦσαι τὰ μὴ δέοντα.</w:t>
       </w:r>
@@ -1944,19 +1944,19 @@
       <w:pPr/>
       <w:r>
         <w:rPr>
-          <w:lang w:val="en_US" w:bidi="en_US"/>
-        </w:rPr>
-      </w:r>
-      <w:r>
-        <w:rPr>
-          <w:vertAlign w:val="superscript"/>
-          <w:lang w:val="en_US" w:bidi="en_US"/>
+          <w:lang w:val="el_GR" w:bidi="el_GR"/>
+        </w:rPr>
+      </w:r>
+      <w:r>
+        <w:rPr>
+          <w:vertAlign w:val="superscript"/>
+          <w:lang w:val="el_GR" w:bidi="el_GR"/>
         </w:rPr>
         <w:t>14</w:t>
       </w:r>
       <w:r>
         <w:rPr>
-          <w:lang w:val="en_US" w:bidi="en_US"/>
+          <w:lang w:val="el_GR" w:bidi="el_GR"/>
         </w:rPr>
         <w:t xml:space="preserve"> βούλομαι οὖν νεωτέρας γαμεῖν, τεκνογονεῖν, οἰκοδεσποτεῖν, μηδεμίαν ἀφορμὴν διδόναι τῷ ἀντικειμένῳ λοιδορίας χάριν·</w:t>
       </w:r>
@@ -1965,19 +1965,19 @@
       <w:pPr/>
       <w:r>
         <w:rPr>
-          <w:lang w:val="en_US" w:bidi="en_US"/>
-        </w:rPr>
-      </w:r>
-      <w:r>
-        <w:rPr>
-          <w:vertAlign w:val="superscript"/>
-          <w:lang w:val="en_US" w:bidi="en_US"/>
+          <w:lang w:val="el_GR" w:bidi="el_GR"/>
+        </w:rPr>
+      </w:r>
+      <w:r>
+        <w:rPr>
+          <w:vertAlign w:val="superscript"/>
+          <w:lang w:val="el_GR" w:bidi="el_GR"/>
         </w:rPr>
         <w:t>15</w:t>
       </w:r>
       <w:r>
         <w:rPr>
-          <w:lang w:val="en_US" w:bidi="en_US"/>
+          <w:lang w:val="el_GR" w:bidi="el_GR"/>
         </w:rPr>
         <w:t xml:space="preserve"> ἤδη γάρ τινες ἐξετράπησαν ὀπίσω τοῦ Σατανᾶ.</w:t>
       </w:r>
@@ -1986,19 +1986,19 @@
       <w:pPr/>
       <w:r>
         <w:rPr>
-          <w:lang w:val="en_US" w:bidi="en_US"/>
-        </w:rPr>
-      </w:r>
-      <w:r>
-        <w:rPr>
-          <w:vertAlign w:val="superscript"/>
-          <w:lang w:val="en_US" w:bidi="en_US"/>
+          <w:lang w:val="el_GR" w:bidi="el_GR"/>
+        </w:rPr>
+      </w:r>
+      <w:r>
+        <w:rPr>
+          <w:vertAlign w:val="superscript"/>
+          <w:lang w:val="el_GR" w:bidi="el_GR"/>
         </w:rPr>
         <w:t>16</w:t>
       </w:r>
       <w:r>
         <w:rPr>
-          <w:lang w:val="en_US" w:bidi="en_US"/>
+          <w:lang w:val="el_GR" w:bidi="el_GR"/>
         </w:rPr>
         <w:t xml:space="preserve"> εἴ τις πιστὴ ἔχει χήρας, ἐπαρκείτω αὐταῖς, καὶ μὴ βαρείσθω ἡ ἐκκλησία, ἵνα ταῖς ὄντως χήραις ἐπαρκέσῃ.</w:t>
       </w:r>
@@ -2007,19 +2007,19 @@
       <w:pPr/>
       <w:r>
         <w:rPr>
-          <w:lang w:val="en_US" w:bidi="en_US"/>
-        </w:rPr>
-      </w:r>
-      <w:r>
-        <w:rPr>
-          <w:vertAlign w:val="superscript"/>
-          <w:lang w:val="en_US" w:bidi="en_US"/>
+          <w:lang w:val="el_GR" w:bidi="el_GR"/>
+        </w:rPr>
+      </w:r>
+      <w:r>
+        <w:rPr>
+          <w:vertAlign w:val="superscript"/>
+          <w:lang w:val="el_GR" w:bidi="el_GR"/>
         </w:rPr>
         <w:t>17</w:t>
       </w:r>
       <w:r>
         <w:rPr>
-          <w:lang w:val="en_US" w:bidi="en_US"/>
+          <w:lang w:val="el_GR" w:bidi="el_GR"/>
         </w:rPr>
         <w:t xml:space="preserve"> Οἱ καλῶς προεστῶτες πρεσβύτεροι διπλῆς τιμῆς ἀξιούσθωσαν, μάλιστα οἱ κοπιῶντες ἐν λόγῳ καὶ διδασκαλίᾳ·</w:t>
       </w:r>
@@ -2028,19 +2028,19 @@
       <w:pPr/>
       <w:r>
         <w:rPr>
-          <w:lang w:val="en_US" w:bidi="en_US"/>
-        </w:rPr>
-      </w:r>
-      <w:r>
-        <w:rPr>
-          <w:vertAlign w:val="superscript"/>
-          <w:lang w:val="en_US" w:bidi="en_US"/>
+          <w:lang w:val="el_GR" w:bidi="el_GR"/>
+        </w:rPr>
+      </w:r>
+      <w:r>
+        <w:rPr>
+          <w:vertAlign w:val="superscript"/>
+          <w:lang w:val="el_GR" w:bidi="el_GR"/>
         </w:rPr>
         <w:t>18</w:t>
       </w:r>
       <w:r>
         <w:rPr>
-          <w:lang w:val="en_US" w:bidi="en_US"/>
+          <w:lang w:val="el_GR" w:bidi="el_GR"/>
         </w:rPr>
         <w:t xml:space="preserve"> λέγει γὰρ ἡ γραφή· Βοῦν ἀλοῶντα οὐ φιμώσεις, καί· Ἄξιος ὁ ἐργάτης τοῦ μισθοῦ αὐτοῦ.</w:t>
       </w:r>
@@ -2049,19 +2049,19 @@
       <w:pPr/>
       <w:r>
         <w:rPr>
-          <w:lang w:val="en_US" w:bidi="en_US"/>
-        </w:rPr>
-      </w:r>
-      <w:r>
-        <w:rPr>
-          <w:vertAlign w:val="superscript"/>
-          <w:lang w:val="en_US" w:bidi="en_US"/>
+          <w:lang w:val="el_GR" w:bidi="el_GR"/>
+        </w:rPr>
+      </w:r>
+      <w:r>
+        <w:rPr>
+          <w:vertAlign w:val="superscript"/>
+          <w:lang w:val="el_GR" w:bidi="el_GR"/>
         </w:rPr>
         <w:t>19</w:t>
       </w:r>
       <w:r>
         <w:rPr>
-          <w:lang w:val="en_US" w:bidi="en_US"/>
+          <w:lang w:val="el_GR" w:bidi="el_GR"/>
         </w:rPr>
         <w:t xml:space="preserve"> κατὰ πρεσβυτέρου κατηγορίαν μὴ παραδέχου, ἐκτὸς εἰ μὴ ἐπὶ δύο ἢ τριῶν μαρτύρων·</w:t>
       </w:r>
@@ -2070,19 +2070,19 @@
       <w:pPr/>
       <w:r>
         <w:rPr>
-          <w:lang w:val="en_US" w:bidi="en_US"/>
-        </w:rPr>
-      </w:r>
-      <w:r>
-        <w:rPr>
-          <w:vertAlign w:val="superscript"/>
-          <w:lang w:val="en_US" w:bidi="en_US"/>
+          <w:lang w:val="el_GR" w:bidi="el_GR"/>
+        </w:rPr>
+      </w:r>
+      <w:r>
+        <w:rPr>
+          <w:vertAlign w:val="superscript"/>
+          <w:lang w:val="el_GR" w:bidi="el_GR"/>
         </w:rPr>
         <w:t>20</w:t>
       </w:r>
       <w:r>
         <w:rPr>
-          <w:lang w:val="en_US" w:bidi="en_US"/>
+          <w:lang w:val="el_GR" w:bidi="el_GR"/>
         </w:rPr>
         <w:t xml:space="preserve"> τοὺς ἁμαρτάνοντας ἐνώπιον πάντων ἔλεγχε, ἵνα καὶ οἱ λοιποὶ φόβον ἔχωσιν.</w:t>
       </w:r>
@@ -2091,19 +2091,19 @@
       <w:pPr/>
       <w:r>
         <w:rPr>
-          <w:lang w:val="en_US" w:bidi="en_US"/>
-        </w:rPr>
-      </w:r>
-      <w:r>
-        <w:rPr>
-          <w:vertAlign w:val="superscript"/>
-          <w:lang w:val="en_US" w:bidi="en_US"/>
+          <w:lang w:val="el_GR" w:bidi="el_GR"/>
+        </w:rPr>
+      </w:r>
+      <w:r>
+        <w:rPr>
+          <w:vertAlign w:val="superscript"/>
+          <w:lang w:val="el_GR" w:bidi="el_GR"/>
         </w:rPr>
         <w:t>21</w:t>
       </w:r>
       <w:r>
         <w:rPr>
-          <w:lang w:val="en_US" w:bidi="en_US"/>
+          <w:lang w:val="el_GR" w:bidi="el_GR"/>
         </w:rPr>
         <w:t xml:space="preserve"> διαμαρτύρομαι ἐνώπιον τοῦ θεοῦ καὶ Χριστοῦ Ἰησοῦ καὶ τῶν ἐκλεκτῶν ἀγγέλων, ἵνα ταῦτα φυλάξῃς χωρὶς προκρίματος, μηδὲν ποιῶν κατὰ πρόσκλισιν.</w:t>
       </w:r>
@@ -2112,19 +2112,19 @@
       <w:pPr/>
       <w:r>
         <w:rPr>
-          <w:lang w:val="en_US" w:bidi="en_US"/>
-        </w:rPr>
-      </w:r>
-      <w:r>
-        <w:rPr>
-          <w:vertAlign w:val="superscript"/>
-          <w:lang w:val="en_US" w:bidi="en_US"/>
+          <w:lang w:val="el_GR" w:bidi="el_GR"/>
+        </w:rPr>
+      </w:r>
+      <w:r>
+        <w:rPr>
+          <w:vertAlign w:val="superscript"/>
+          <w:lang w:val="el_GR" w:bidi="el_GR"/>
         </w:rPr>
         <w:t>22</w:t>
       </w:r>
       <w:r>
         <w:rPr>
-          <w:lang w:val="en_US" w:bidi="en_US"/>
+          <w:lang w:val="el_GR" w:bidi="el_GR"/>
         </w:rPr>
         <w:t xml:space="preserve"> χεῖρας ταχέως μηδενὶ ἐπιτίθει, μηδὲ κοινώνει ἁμαρτίαις ἀλλοτρίαις· σεαυτὸν ἁγνὸν τήρει.</w:t>
       </w:r>
@@ -2133,19 +2133,19 @@
       <w:pPr/>
       <w:r>
         <w:rPr>
-          <w:lang w:val="en_US" w:bidi="en_US"/>
-        </w:rPr>
-      </w:r>
-      <w:r>
-        <w:rPr>
-          <w:vertAlign w:val="superscript"/>
-          <w:lang w:val="en_US" w:bidi="en_US"/>
+          <w:lang w:val="el_GR" w:bidi="el_GR"/>
+        </w:rPr>
+      </w:r>
+      <w:r>
+        <w:rPr>
+          <w:vertAlign w:val="superscript"/>
+          <w:lang w:val="el_GR" w:bidi="el_GR"/>
         </w:rPr>
         <w:t>23</w:t>
       </w:r>
       <w:r>
         <w:rPr>
-          <w:lang w:val="en_US" w:bidi="en_US"/>
+          <w:lang w:val="el_GR" w:bidi="el_GR"/>
         </w:rPr>
         <w:t xml:space="preserve"> μηκέτι ὑδροπότει, ἀλλὰ οἴνῳ ὀλίγῳ χρῶ διὰ τὸν στόμαχον καὶ τὰς πυκνάς σου ἀσθενείας.</w:t>
       </w:r>
@@ -2154,19 +2154,19 @@
       <w:pPr/>
       <w:r>
         <w:rPr>
-          <w:lang w:val="en_US" w:bidi="en_US"/>
-        </w:rPr>
-      </w:r>
-      <w:r>
-        <w:rPr>
-          <w:vertAlign w:val="superscript"/>
-          <w:lang w:val="en_US" w:bidi="en_US"/>
+          <w:lang w:val="el_GR" w:bidi="el_GR"/>
+        </w:rPr>
+      </w:r>
+      <w:r>
+        <w:rPr>
+          <w:vertAlign w:val="superscript"/>
+          <w:lang w:val="el_GR" w:bidi="el_GR"/>
         </w:rPr>
         <w:t>24</w:t>
       </w:r>
       <w:r>
         <w:rPr>
-          <w:lang w:val="en_US" w:bidi="en_US"/>
+          <w:lang w:val="el_GR" w:bidi="el_GR"/>
         </w:rPr>
         <w:t xml:space="preserve"> Τινῶν ἀνθρώπων αἱ ἁμαρτίαι πρόδηλοί εἰσιν, προάγουσαι εἰς κρίσιν, τισὶν δὲ καὶ ἐπακολουθοῦσιν·</w:t>
       </w:r>
@@ -2175,19 +2175,19 @@
       <w:pPr/>
       <w:r>
         <w:rPr>
-          <w:lang w:val="en_US" w:bidi="en_US"/>
-        </w:rPr>
-      </w:r>
-      <w:r>
-        <w:rPr>
-          <w:vertAlign w:val="superscript"/>
-          <w:lang w:val="en_US" w:bidi="en_US"/>
+          <w:lang w:val="el_GR" w:bidi="el_GR"/>
+        </w:rPr>
+      </w:r>
+      <w:r>
+        <w:rPr>
+          <w:vertAlign w:val="superscript"/>
+          <w:lang w:val="el_GR" w:bidi="el_GR"/>
         </w:rPr>
         <w:t>25</w:t>
       </w:r>
       <w:r>
         <w:rPr>
-          <w:lang w:val="en_US" w:bidi="en_US"/>
+          <w:lang w:val="el_GR" w:bidi="el_GR"/>
         </w:rPr>
         <w:t xml:space="preserve"> ὡσαύτως καὶ τὰ ἔργα τὰ καλὰ πρόδηλα, καὶ τὰ ἄλλως ἔχοντα κρυβῆναι οὐ δύνανται.</w:t>
       </w:r>
@@ -2198,33 +2198,33 @@
       </w:pPr>
       <w:r>
         <w:rPr>
-          <w:lang w:val="en_US" w:bidi="en_US"/>
+          <w:lang w:val="el_GR" w:bidi="el_GR"/>
         </w:rPr>
         <w:t>1 Timothy 6:1</w:t>
       </w:r>
       <w:r>
         <w:rPr>
-          <w:lang w:val="en_US" w:bidi="en_US"/>
-        </w:rPr>
-      </w:r>
-    </w:p>
-    <w:p>
-      <w:pPr/>
-      <w:r>
-        <w:rPr>
-          <w:lang w:val="en_US" w:bidi="en_US"/>
-        </w:rPr>
-      </w:r>
-      <w:r>
-        <w:rPr>
-          <w:vertAlign w:val="superscript"/>
-          <w:lang w:val="en_US" w:bidi="en_US"/>
+          <w:lang w:val="el_GR" w:bidi="el_GR"/>
+        </w:rPr>
+      </w:r>
+    </w:p>
+    <w:p>
+      <w:pPr/>
+      <w:r>
+        <w:rPr>
+          <w:lang w:val="el_GR" w:bidi="el_GR"/>
+        </w:rPr>
+      </w:r>
+      <w:r>
+        <w:rPr>
+          <w:vertAlign w:val="superscript"/>
+          <w:lang w:val="el_GR" w:bidi="el_GR"/>
         </w:rPr>
         <w:t>1</w:t>
       </w:r>
       <w:r>
         <w:rPr>
-          <w:lang w:val="en_US" w:bidi="en_US"/>
+          <w:lang w:val="el_GR" w:bidi="el_GR"/>
         </w:rPr>
         <w:t xml:space="preserve"> Ὅσοι εἰσὶν ὑπὸ ζυγὸν δοῦλοι, τοὺς ἰδίους δεσπότας πάσης τιμῆς ἀξίους ἡγείσθωσαν, ἵνα μὴ τὸ ὄνομα τοῦ θεοῦ καὶ ἡ διδασκαλία βλασφημῆται.</w:t>
       </w:r>
@@ -2233,19 +2233,19 @@
       <w:pPr/>
       <w:r>
         <w:rPr>
-          <w:lang w:val="en_US" w:bidi="en_US"/>
-        </w:rPr>
-      </w:r>
-      <w:r>
-        <w:rPr>
-          <w:vertAlign w:val="superscript"/>
-          <w:lang w:val="en_US" w:bidi="en_US"/>
+          <w:lang w:val="el_GR" w:bidi="el_GR"/>
+        </w:rPr>
+      </w:r>
+      <w:r>
+        <w:rPr>
+          <w:vertAlign w:val="superscript"/>
+          <w:lang w:val="el_GR" w:bidi="el_GR"/>
         </w:rPr>
         <w:t>2</w:t>
       </w:r>
       <w:r>
         <w:rPr>
-          <w:lang w:val="en_US" w:bidi="en_US"/>
+          <w:lang w:val="el_GR" w:bidi="el_GR"/>
         </w:rPr>
         <w:t xml:space="preserve"> οἱ δὲ πιστοὺς ἔχοντες δεσπότας μὴ καταφρονείτωσαν, ὅτι ἀδελφοί εἰσιν· ἀλλὰ μᾶλλον δουλευέτωσαν, ὅτι πιστοί εἰσιν καὶ ἀγαπητοὶ οἱ τῆς εὐεργεσίας ἀντιλαμβανόμενοι. Ταῦτα δίδασκε καὶ παρακάλει.</w:t>
       </w:r>
@@ -2254,19 +2254,19 @@
       <w:pPr/>
       <w:r>
         <w:rPr>
-          <w:lang w:val="en_US" w:bidi="en_US"/>
-        </w:rPr>
-      </w:r>
-      <w:r>
-        <w:rPr>
-          <w:vertAlign w:val="superscript"/>
-          <w:lang w:val="en_US" w:bidi="en_US"/>
+          <w:lang w:val="el_GR" w:bidi="el_GR"/>
+        </w:rPr>
+      </w:r>
+      <w:r>
+        <w:rPr>
+          <w:vertAlign w:val="superscript"/>
+          <w:lang w:val="el_GR" w:bidi="el_GR"/>
         </w:rPr>
         <w:t>3</w:t>
       </w:r>
       <w:r>
         <w:rPr>
-          <w:lang w:val="en_US" w:bidi="en_US"/>
+          <w:lang w:val="el_GR" w:bidi="el_GR"/>
         </w:rPr>
         <w:t xml:space="preserve"> εἴ τις ἑτεροδιδασκαλεῖ καὶ μὴ προσέρχεται ὑγιαίνουσι λόγοις, τοῖς τοῦ κυρίου ἡμῶν Ἰησοῦ Χριστοῦ, καὶ τῇ κατʼ εὐσέβειαν διδασκαλίᾳ,</w:t>
       </w:r>
@@ -2275,19 +2275,19 @@
       <w:pPr/>
       <w:r>
         <w:rPr>
-          <w:lang w:val="en_US" w:bidi="en_US"/>
-        </w:rPr>
-      </w:r>
-      <w:r>
-        <w:rPr>
-          <w:vertAlign w:val="superscript"/>
-          <w:lang w:val="en_US" w:bidi="en_US"/>
+          <w:lang w:val="el_GR" w:bidi="el_GR"/>
+        </w:rPr>
+      </w:r>
+      <w:r>
+        <w:rPr>
+          <w:vertAlign w:val="superscript"/>
+          <w:lang w:val="el_GR" w:bidi="el_GR"/>
         </w:rPr>
         <w:t>4</w:t>
       </w:r>
       <w:r>
         <w:rPr>
-          <w:lang w:val="en_US" w:bidi="en_US"/>
+          <w:lang w:val="el_GR" w:bidi="el_GR"/>
         </w:rPr>
         <w:t xml:space="preserve"> τετύφωται, μηδὲν ἐπιστάμενος, ἀλλὰ νοσῶν περὶ ζητήσεις καὶ λογομαχίας, ἐξ ὧν γίνεται φθόνος, ἔρις, βλασφημίαι, ὑπόνοιαι πονηραί,</w:t>
       </w:r>
@@ -2296,19 +2296,19 @@
       <w:pPr/>
       <w:r>
         <w:rPr>
-          <w:lang w:val="en_US" w:bidi="en_US"/>
-        </w:rPr>
-      </w:r>
-      <w:r>
-        <w:rPr>
-          <w:vertAlign w:val="superscript"/>
-          <w:lang w:val="en_US" w:bidi="en_US"/>
+          <w:lang w:val="el_GR" w:bidi="el_GR"/>
+        </w:rPr>
+      </w:r>
+      <w:r>
+        <w:rPr>
+          <w:vertAlign w:val="superscript"/>
+          <w:lang w:val="el_GR" w:bidi="el_GR"/>
         </w:rPr>
         <w:t>5</w:t>
       </w:r>
       <w:r>
         <w:rPr>
-          <w:lang w:val="en_US" w:bidi="en_US"/>
+          <w:lang w:val="el_GR" w:bidi="el_GR"/>
         </w:rPr>
         <w:t xml:space="preserve"> διαπαρατριβαὶ διεφθαρμένων ἀνθρώπων τὸν νοῦν καὶ ἀπεστερημένων τῆς ἀληθείας, νομιζόντων πορισμὸν εἶναι τὴν εὐσέβειαν.</w:t>
       </w:r>
@@ -2317,19 +2317,19 @@
       <w:pPr/>
       <w:r>
         <w:rPr>
-          <w:lang w:val="en_US" w:bidi="en_US"/>
-        </w:rPr>
-      </w:r>
-      <w:r>
-        <w:rPr>
-          <w:vertAlign w:val="superscript"/>
-          <w:lang w:val="en_US" w:bidi="en_US"/>
+          <w:lang w:val="el_GR" w:bidi="el_GR"/>
+        </w:rPr>
+      </w:r>
+      <w:r>
+        <w:rPr>
+          <w:vertAlign w:val="superscript"/>
+          <w:lang w:val="el_GR" w:bidi="el_GR"/>
         </w:rPr>
         <w:t>6</w:t>
       </w:r>
       <w:r>
         <w:rPr>
-          <w:lang w:val="en_US" w:bidi="en_US"/>
+          <w:lang w:val="el_GR" w:bidi="el_GR"/>
         </w:rPr>
         <w:t xml:space="preserve"> ἔστιν δὲ πορισμὸς μέγας ἡ εὐσέβεια μετὰ αὐταρκείας·</w:t>
       </w:r>
@@ -2338,19 +2338,19 @@
       <w:pPr/>
       <w:r>
         <w:rPr>
-          <w:lang w:val="en_US" w:bidi="en_US"/>
-        </w:rPr>
-      </w:r>
-      <w:r>
-        <w:rPr>
-          <w:vertAlign w:val="superscript"/>
-          <w:lang w:val="en_US" w:bidi="en_US"/>
+          <w:lang w:val="el_GR" w:bidi="el_GR"/>
+        </w:rPr>
+      </w:r>
+      <w:r>
+        <w:rPr>
+          <w:vertAlign w:val="superscript"/>
+          <w:lang w:val="el_GR" w:bidi="el_GR"/>
         </w:rPr>
         <w:t>7</w:t>
       </w:r>
       <w:r>
         <w:rPr>
-          <w:lang w:val="en_US" w:bidi="en_US"/>
+          <w:lang w:val="el_GR" w:bidi="el_GR"/>
         </w:rPr>
         <w:t xml:space="preserve"> οὐδὲν γὰρ εἰσηνέγκαμεν εἰς τὸν κόσμον, ὅτι οὐδὲ ἐξενεγκεῖν τι δυνάμεθα·</w:t>
       </w:r>
@@ -2359,19 +2359,19 @@
       <w:pPr/>
       <w:r>
         <w:rPr>
-          <w:lang w:val="en_US" w:bidi="en_US"/>
-        </w:rPr>
-      </w:r>
-      <w:r>
-        <w:rPr>
-          <w:vertAlign w:val="superscript"/>
-          <w:lang w:val="en_US" w:bidi="en_US"/>
+          <w:lang w:val="el_GR" w:bidi="el_GR"/>
+        </w:rPr>
+      </w:r>
+      <w:r>
+        <w:rPr>
+          <w:vertAlign w:val="superscript"/>
+          <w:lang w:val="el_GR" w:bidi="el_GR"/>
         </w:rPr>
         <w:t>8</w:t>
       </w:r>
       <w:r>
         <w:rPr>
-          <w:lang w:val="en_US" w:bidi="en_US"/>
+          <w:lang w:val="el_GR" w:bidi="el_GR"/>
         </w:rPr>
         <w:t xml:space="preserve"> ἔχοντες δὲ διατροφὰς καὶ σκεπάσματα, τούτοις ἀρκεσθησόμεθα.</w:t>
       </w:r>
@@ -2380,19 +2380,19 @@
       <w:pPr/>
       <w:r>
         <w:rPr>
-          <w:lang w:val="en_US" w:bidi="en_US"/>
-        </w:rPr>
-      </w:r>
-      <w:r>
-        <w:rPr>
-          <w:vertAlign w:val="superscript"/>
-          <w:lang w:val="en_US" w:bidi="en_US"/>
+          <w:lang w:val="el_GR" w:bidi="el_GR"/>
+        </w:rPr>
+      </w:r>
+      <w:r>
+        <w:rPr>
+          <w:vertAlign w:val="superscript"/>
+          <w:lang w:val="el_GR" w:bidi="el_GR"/>
         </w:rPr>
         <w:t>9</w:t>
       </w:r>
       <w:r>
         <w:rPr>
-          <w:lang w:val="en_US" w:bidi="en_US"/>
+          <w:lang w:val="el_GR" w:bidi="el_GR"/>
         </w:rPr>
         <w:t xml:space="preserve"> οἱ δὲ βουλόμενοι πλουτεῖν ἐμπίπτουσιν εἰς πειρασμὸν καὶ παγίδα καὶ ἐπιθυμίας πολλὰς ἀνοήτους καὶ βλαβεράς, αἵτινες βυθίζουσι τοὺς ἀνθρώπους εἰς ὄλεθρον καὶ ἀπώλειαν·</w:t>
       </w:r>
@@ -2401,19 +2401,19 @@
       <w:pPr/>
       <w:r>
         <w:rPr>
-          <w:lang w:val="en_US" w:bidi="en_US"/>
-        </w:rPr>
-      </w:r>
-      <w:r>
-        <w:rPr>
-          <w:vertAlign w:val="superscript"/>
-          <w:lang w:val="en_US" w:bidi="en_US"/>
+          <w:lang w:val="el_GR" w:bidi="el_GR"/>
+        </w:rPr>
+      </w:r>
+      <w:r>
+        <w:rPr>
+          <w:vertAlign w:val="superscript"/>
+          <w:lang w:val="el_GR" w:bidi="el_GR"/>
         </w:rPr>
         <w:t>10</w:t>
       </w:r>
       <w:r>
         <w:rPr>
-          <w:lang w:val="en_US" w:bidi="en_US"/>
+          <w:lang w:val="el_GR" w:bidi="el_GR"/>
         </w:rPr>
         <w:t xml:space="preserve"> ῥίζα γὰρ πάντων τῶν κακῶν ἐστιν ἡ φιλαργυρία, ἧς τινες ὀρεγόμενοι ἀπεπλανήθησαν ἀπὸ τῆς πίστεως καὶ ἑαυτοὺς περιέπειραν ὀδύναις πολλαῖς.</w:t>
       </w:r>
@@ -2422,19 +2422,19 @@
       <w:pPr/>
       <w:r>
         <w:rPr>
-          <w:lang w:val="en_US" w:bidi="en_US"/>
-        </w:rPr>
-      </w:r>
-      <w:r>
-        <w:rPr>
-          <w:vertAlign w:val="superscript"/>
-          <w:lang w:val="en_US" w:bidi="en_US"/>
+          <w:lang w:val="el_GR" w:bidi="el_GR"/>
+        </w:rPr>
+      </w:r>
+      <w:r>
+        <w:rPr>
+          <w:vertAlign w:val="superscript"/>
+          <w:lang w:val="el_GR" w:bidi="el_GR"/>
         </w:rPr>
         <w:t>11</w:t>
       </w:r>
       <w:r>
         <w:rPr>
-          <w:lang w:val="en_US" w:bidi="en_US"/>
+          <w:lang w:val="el_GR" w:bidi="el_GR"/>
         </w:rPr>
         <w:t xml:space="preserve"> Σὺ δέ, ὦ ἄνθρωπε θεοῦ, ταῦτα φεῦγε· δίωκε δὲ δικαιοσύνην, εὐσέβειαν, πίστιν, ἀγάπην, ὑπομονήν, πραϋπαθίαν.</w:t>
       </w:r>
@@ -2443,19 +2443,19 @@
       <w:pPr/>
       <w:r>
         <w:rPr>
-          <w:lang w:val="en_US" w:bidi="en_US"/>
-        </w:rPr>
-      </w:r>
-      <w:r>
-        <w:rPr>
-          <w:vertAlign w:val="superscript"/>
-          <w:lang w:val="en_US" w:bidi="en_US"/>
+          <w:lang w:val="el_GR" w:bidi="el_GR"/>
+        </w:rPr>
+      </w:r>
+      <w:r>
+        <w:rPr>
+          <w:vertAlign w:val="superscript"/>
+          <w:lang w:val="el_GR" w:bidi="el_GR"/>
         </w:rPr>
         <w:t>12</w:t>
       </w:r>
       <w:r>
         <w:rPr>
-          <w:lang w:val="en_US" w:bidi="en_US"/>
+          <w:lang w:val="el_GR" w:bidi="el_GR"/>
         </w:rPr>
         <w:t xml:space="preserve"> ἀγωνίζου τὸν καλὸν ἀγῶνα τῆς πίστεως, ἐπιλαβοῦ τῆς αἰωνίου ζωῆς, εἰς ἣν ἐκλήθης καὶ ὡμολόγησας τὴν καλὴν ὁμολογίαν ἐνώπιον πολλῶν μαρτύρων.</w:t>
       </w:r>
@@ -2464,19 +2464,19 @@
       <w:pPr/>
       <w:r>
         <w:rPr>
-          <w:lang w:val="en_US" w:bidi="en_US"/>
-        </w:rPr>
-      </w:r>
-      <w:r>
-        <w:rPr>
-          <w:vertAlign w:val="superscript"/>
-          <w:lang w:val="en_US" w:bidi="en_US"/>
+          <w:lang w:val="el_GR" w:bidi="el_GR"/>
+        </w:rPr>
+      </w:r>
+      <w:r>
+        <w:rPr>
+          <w:vertAlign w:val="superscript"/>
+          <w:lang w:val="el_GR" w:bidi="el_GR"/>
         </w:rPr>
         <w:t>13</w:t>
       </w:r>
       <w:r>
         <w:rPr>
-          <w:lang w:val="en_US" w:bidi="en_US"/>
+          <w:lang w:val="el_GR" w:bidi="el_GR"/>
         </w:rPr>
         <w:t xml:space="preserve"> παραγγέλλω σοι ἐνώπιον τοῦ θεοῦ τοῦ ζῳογονοῦντος τὰ πάντα καὶ Χριστοῦ Ἰησοῦ τοῦ μαρτυρήσαντος ἐπὶ Ποντίου Πιλάτου τὴν καλὴν ὁμολογίαν,</w:t>
       </w:r>
@@ -2485,19 +2485,19 @@
       <w:pPr/>
       <w:r>
         <w:rPr>
-          <w:lang w:val="en_US" w:bidi="en_US"/>
-        </w:rPr>
-      </w:r>
-      <w:r>
-        <w:rPr>
-          <w:vertAlign w:val="superscript"/>
-          <w:lang w:val="en_US" w:bidi="en_US"/>
+          <w:lang w:val="el_GR" w:bidi="el_GR"/>
+        </w:rPr>
+      </w:r>
+      <w:r>
+        <w:rPr>
+          <w:vertAlign w:val="superscript"/>
+          <w:lang w:val="el_GR" w:bidi="el_GR"/>
         </w:rPr>
         <w:t>14</w:t>
       </w:r>
       <w:r>
         <w:rPr>
-          <w:lang w:val="en_US" w:bidi="en_US"/>
+          <w:lang w:val="el_GR" w:bidi="el_GR"/>
         </w:rPr>
         <w:t xml:space="preserve"> τηρῆσαί σε τὴν ἐντολὴν ἄσπιλον ἀνεπίλημπτον μέχρι τῆς ἐπιφανείας τοῦ κυρίου ἡμῶν Ἰησοῦ Χριστοῦ,</w:t>
       </w:r>
@@ -2506,19 +2506,19 @@
       <w:pPr/>
       <w:r>
         <w:rPr>
-          <w:lang w:val="en_US" w:bidi="en_US"/>
-        </w:rPr>
-      </w:r>
-      <w:r>
-        <w:rPr>
-          <w:vertAlign w:val="superscript"/>
-          <w:lang w:val="en_US" w:bidi="en_US"/>
+          <w:lang w:val="el_GR" w:bidi="el_GR"/>
+        </w:rPr>
+      </w:r>
+      <w:r>
+        <w:rPr>
+          <w:vertAlign w:val="superscript"/>
+          <w:lang w:val="el_GR" w:bidi="el_GR"/>
         </w:rPr>
         <w:t>15</w:t>
       </w:r>
       <w:r>
         <w:rPr>
-          <w:lang w:val="en_US" w:bidi="en_US"/>
+          <w:lang w:val="el_GR" w:bidi="el_GR"/>
         </w:rPr>
         <w:t xml:space="preserve"> ἣν καιροῖς ἰδίοις δείξει ὁ μακάριος καὶ μόνος δυνάστης, ὁ βασιλεὺς τῶν βασιλευόντων καὶ κύριος τῶν κυριευόντων,</w:t>
       </w:r>
@@ -2527,19 +2527,19 @@
       <w:pPr/>
       <w:r>
         <w:rPr>
-          <w:lang w:val="en_US" w:bidi="en_US"/>
-        </w:rPr>
-      </w:r>
-      <w:r>
-        <w:rPr>
-          <w:vertAlign w:val="superscript"/>
-          <w:lang w:val="en_US" w:bidi="en_US"/>
+          <w:lang w:val="el_GR" w:bidi="el_GR"/>
+        </w:rPr>
+      </w:r>
+      <w:r>
+        <w:rPr>
+          <w:vertAlign w:val="superscript"/>
+          <w:lang w:val="el_GR" w:bidi="el_GR"/>
         </w:rPr>
         <w:t>16</w:t>
       </w:r>
       <w:r>
         <w:rPr>
-          <w:lang w:val="en_US" w:bidi="en_US"/>
+          <w:lang w:val="el_GR" w:bidi="el_GR"/>
         </w:rPr>
         <w:t xml:space="preserve"> ὁ μόνος ἔχων ἀθανασίαν, φῶς οἰκῶν ἀπρόσιτον, ὃν εἶδεν οὐδεὶς ἀνθρώπων οὐδὲ ἰδεῖν δύναται· ᾧ τιμὴ καὶ κράτος αἰώνιον· ἀμήν.</w:t>
       </w:r>
@@ -2548,19 +2548,19 @@
       <w:pPr/>
       <w:r>
         <w:rPr>
-          <w:lang w:val="en_US" w:bidi="en_US"/>
-        </w:rPr>
-      </w:r>
-      <w:r>
-        <w:rPr>
-          <w:vertAlign w:val="superscript"/>
-          <w:lang w:val="en_US" w:bidi="en_US"/>
+          <w:lang w:val="el_GR" w:bidi="el_GR"/>
+        </w:rPr>
+      </w:r>
+      <w:r>
+        <w:rPr>
+          <w:vertAlign w:val="superscript"/>
+          <w:lang w:val="el_GR" w:bidi="el_GR"/>
         </w:rPr>
         <w:t>17</w:t>
       </w:r>
       <w:r>
         <w:rPr>
-          <w:lang w:val="en_US" w:bidi="en_US"/>
+          <w:lang w:val="el_GR" w:bidi="el_GR"/>
         </w:rPr>
         <w:t xml:space="preserve"> Τοῖς πλουσίοις ἐν τῷ νῦν αἰῶνι παράγγελλε μὴ ὑψηλοφρονεῖν μηδὲ ἠλπικέναι ἐπὶ πλούτου ἀδηλότητι, ἀλλʼ ἐπὶ θεῷ τῷ παρέχοντι ἡμῖν πάντα πλουσίως εἰς ἀπόλαυσιν,</w:t>
       </w:r>
@@ -2569,19 +2569,19 @@
       <w:pPr/>
       <w:r>
         <w:rPr>
-          <w:lang w:val="en_US" w:bidi="en_US"/>
-        </w:rPr>
-      </w:r>
-      <w:r>
-        <w:rPr>
-          <w:vertAlign w:val="superscript"/>
-          <w:lang w:val="en_US" w:bidi="en_US"/>
+          <w:lang w:val="el_GR" w:bidi="el_GR"/>
+        </w:rPr>
+      </w:r>
+      <w:r>
+        <w:rPr>
+          <w:vertAlign w:val="superscript"/>
+          <w:lang w:val="el_GR" w:bidi="el_GR"/>
         </w:rPr>
         <w:t>18</w:t>
       </w:r>
       <w:r>
         <w:rPr>
-          <w:lang w:val="en_US" w:bidi="en_US"/>
+          <w:lang w:val="el_GR" w:bidi="el_GR"/>
         </w:rPr>
         <w:t xml:space="preserve"> ἀγαθοεργεῖν, πλουτεῖν ἐν ἔργοις καλοῖς, εὐμεταδότους εἶναι, κοινωνικούς,</w:t>
       </w:r>
@@ -2590,19 +2590,19 @@
       <w:pPr/>
       <w:r>
         <w:rPr>
-          <w:lang w:val="en_US" w:bidi="en_US"/>
-        </w:rPr>
-      </w:r>
-      <w:r>
-        <w:rPr>
-          <w:vertAlign w:val="superscript"/>
-          <w:lang w:val="en_US" w:bidi="en_US"/>
+          <w:lang w:val="el_GR" w:bidi="el_GR"/>
+        </w:rPr>
+      </w:r>
+      <w:r>
+        <w:rPr>
+          <w:vertAlign w:val="superscript"/>
+          <w:lang w:val="el_GR" w:bidi="el_GR"/>
         </w:rPr>
         <w:t>19</w:t>
       </w:r>
       <w:r>
         <w:rPr>
-          <w:lang w:val="en_US" w:bidi="en_US"/>
+          <w:lang w:val="el_GR" w:bidi="el_GR"/>
         </w:rPr>
         <w:t xml:space="preserve"> ἀποθησαυρίζοντας ἑαυτοῖς θεμέλιον καλὸν εἰς τὸ μέλλον, ἵνα ἐπιλάβωνται τῆς ὄντως ζωῆς.</w:t>
       </w:r>
@@ -2611,19 +2611,19 @@
       <w:pPr/>
       <w:r>
         <w:rPr>
-          <w:lang w:val="en_US" w:bidi="en_US"/>
-        </w:rPr>
-      </w:r>
-      <w:r>
-        <w:rPr>
-          <w:vertAlign w:val="superscript"/>
-          <w:lang w:val="en_US" w:bidi="en_US"/>
+          <w:lang w:val="el_GR" w:bidi="el_GR"/>
+        </w:rPr>
+      </w:r>
+      <w:r>
+        <w:rPr>
+          <w:vertAlign w:val="superscript"/>
+          <w:lang w:val="el_GR" w:bidi="el_GR"/>
         </w:rPr>
         <w:t>20</w:t>
       </w:r>
       <w:r>
         <w:rPr>
-          <w:lang w:val="en_US" w:bidi="en_US"/>
+          <w:lang w:val="el_GR" w:bidi="el_GR"/>
         </w:rPr>
         <w:t xml:space="preserve"> Ὦ Τιμόθεε, τὴν παραθήκην φύλαξον, ἐκτρεπόμενος τὰς βεβήλους κενοφωνίας καὶ ἀντιθέσεις τῆς ψευδωνύμου γνώσεως,</w:t>
       </w:r>
@@ -2632,19 +2632,19 @@
       <w:pPr/>
       <w:r>
         <w:rPr>
-          <w:lang w:val="en_US" w:bidi="en_US"/>
-        </w:rPr>
-      </w:r>
-      <w:r>
-        <w:rPr>
-          <w:vertAlign w:val="superscript"/>
-          <w:lang w:val="en_US" w:bidi="en_US"/>
+          <w:lang w:val="el_GR" w:bidi="el_GR"/>
+        </w:rPr>
+      </w:r>
+      <w:r>
+        <w:rPr>
+          <w:vertAlign w:val="superscript"/>
+          <w:lang w:val="el_GR" w:bidi="el_GR"/>
         </w:rPr>
         <w:t>21</w:t>
       </w:r>
       <w:r>
         <w:rPr>
-          <w:lang w:val="en_US" w:bidi="en_US"/>
+          <w:lang w:val="el_GR" w:bidi="el_GR"/>
         </w:rPr>
         <w:t xml:space="preserve"> ἥν τινες ἐπαγγελλόμενοι περὶ τὴν πίστιν ἠστόχησαν. Ἡ χάρις μεθʼ ὑμῶν.</w:t>
       </w:r>
@@ -4549,7 +4549,7 @@
     <w:rPrDefault>
       <w:rPr>
         <w:rFonts w:ascii="Times New Roman" w:eastAsia="Times New Roman" w:hAnsi="Times New Roman" w:cs="Times New Roman"/>
-        <w:lang w:val="en_US" w:eastAsia="en-US" w:bidi="ar-SA"/>
+        <w:lang w:val="el_GR" w:eastAsia="en-US" w:bidi="ar-SA"/>
       </w:rPr>
     </w:rPrDefault>
     <w:pPrDefault/>
